--- a/ondevice/실습/2. Quantization for CNN_slide.docx
+++ b/ondevice/실습/2. Quantization for CNN_slide.docx
@@ -108,7 +108,670 @@
           <wp:inline distB="19050" distT="19050" distL="19050" distR="19050">
             <wp:extent cx="7732776" cy="119035"/>
             <wp:effectExtent b="0" l="0" r="0" t="0"/>
-            <wp:docPr id="87" name="image81.png"/>
+            <wp:docPr id="87" name="image84.png"/>
+            <a:graphic>
+              <a:graphicData uri="http://schemas.openxmlformats.org/drawingml/2006/picture">
+                <pic:pic>
+                  <pic:nvPicPr>
+                    <pic:cNvPr id="0" name="image84.png"/>
+                    <pic:cNvPicPr preferRelativeResize="0"/>
+                  </pic:nvPicPr>
+                  <pic:blipFill>
+                    <a:blip r:embed="rId6"/>
+                    <a:srcRect b="0" l="0" r="0" t="0"/>
+                    <a:stretch>
+                      <a:fillRect/>
+                    </a:stretch>
+                  </pic:blipFill>
+                  <pic:spPr>
+                    <a:xfrm>
+                      <a:off x="0" y="0"/>
+                      <a:ext cx="7732776" cy="119035"/>
+                    </a:xfrm>
+                    <a:prstGeom prst="rect"/>
+                    <a:ln/>
+                  </pic:spPr>
+                </pic:pic>
+              </a:graphicData>
+            </a:graphic>
+          </wp:inline>
+        </w:drawing>
+      </w:r>
+      <w:r>
+        <w:rPr>
+          <w:rFonts w:ascii="Tahoma" w:cs="Tahoma" w:eastAsia="Tahoma" w:hAnsi="Tahoma"/>
+          <w:b w:val="1"/>
+          <w:bCs w:val="1"/>
+          <w:i w:val="0"/>
+          <w:iCs w:val="0"/>
+          <w:smallCaps w:val="0"/>
+          <w:strike w:val="0"/>
+          <w:color w:val="3a3a3a"/>
+          <w:sz w:val="22.079999923706055"/>
+          <w:szCs w:val="22.079999923706055"/>
+          <w:u w:val="none"/>
+          <w:shd w:fill="auto" w:val="clear"/>
+          <w:vertAlign w:val="baseline"/>
+          <w:rtl w:val="0"/>
+        </w:rPr>
+        <w:t xml:space="preserve">33 </w:t>
+      </w:r>
+    </w:p>
+    <w:p>
+      <w:pPr>
+        <w:keepNext w:val="0"/>
+        <w:keepLines w:val="0"/>
+        <w:pageBreakBefore w:val="0"/>
+        <w:widowControl w:val="0"/>
+        <w:pBdr>
+          <w:top w:space="0" w:sz="0" w:val="nil"/>
+          <w:left w:space="0" w:sz="0" w:val="nil"/>
+          <w:bottom w:space="0" w:sz="0" w:val="nil"/>
+          <w:right w:space="0" w:sz="0" w:val="nil"/>
+          <w:between w:space="0" w:sz="0" w:val="nil"/>
+        </w:pBdr>
+        <w:shd w:fill="auto" w:val="clear"/>
+        <w:spacing w:after="0" w:before="1447.342529296875" w:line="240" w:lineRule="auto"/>
+        <w:ind w:left="0" w:right="0" w:firstLine="0"/>
+        <w:jc w:val="center"/>
+        <w:rPr>
+          <w:rFonts w:ascii="Malgun Gothic" w:cs="Malgun Gothic" w:eastAsia="Malgun Gothic" w:hAnsi="Malgun Gothic"/>
+          <w:b w:val="1"/>
+          <w:bCs w:val="1"/>
+          <w:i w:val="0"/>
+          <w:iCs w:val="0"/>
+          <w:smallCaps w:val="0"/>
+          <w:strike w:val="0"/>
+          <w:color w:val="000000"/>
+          <w:sz w:val="64.12799835205078"/>
+          <w:szCs w:val="64.12799835205078"/>
+          <w:u w:val="none"/>
+          <w:shd w:fill="auto" w:val="clear"/>
+          <w:vertAlign w:val="baseline"/>
+        </w:rPr>
+      </w:pPr>
+      <w:r>
+        <w:rPr>
+          <w:rFonts w:ascii="Malgun Gothic" w:cs="Malgun Gothic" w:eastAsia="Malgun Gothic" w:hAnsi="Malgun Gothic"/>
+          <w:b w:val="1"/>
+          <w:bCs w:val="1"/>
+          <w:i w:val="0"/>
+          <w:iCs w:val="0"/>
+          <w:smallCaps w:val="0"/>
+          <w:strike w:val="0"/>
+          <w:color w:val="000000"/>
+          <w:sz w:val="64.12799835205078"/>
+          <w:szCs w:val="64.12799835205078"/>
+          <w:u w:val="none"/>
+          <w:shd w:fill="auto" w:val="clear"/>
+          <w:vertAlign w:val="baseline"/>
+          <w:rtl w:val="0"/>
+        </w:rPr>
+        <w:t xml:space="preserve">On-Device AI 실습 </w:t>
+      </w:r>
+    </w:p>
+    <w:p>
+      <w:pPr>
+        <w:keepNext w:val="0"/>
+        <w:keepLines w:val="0"/>
+        <w:pageBreakBefore w:val="0"/>
+        <w:widowControl w:val="0"/>
+        <w:pBdr>
+          <w:top w:space="0" w:sz="0" w:val="nil"/>
+          <w:left w:space="0" w:sz="0" w:val="nil"/>
+          <w:bottom w:space="0" w:sz="0" w:val="nil"/>
+          <w:right w:space="0" w:sz="0" w:val="nil"/>
+          <w:between w:space="0" w:sz="0" w:val="nil"/>
+        </w:pBdr>
+        <w:shd w:fill="auto" w:val="clear"/>
+        <w:spacing w:after="0" w:before="20.70648193359375" w:line="240" w:lineRule="auto"/>
+        <w:ind w:left="0" w:right="0" w:firstLine="0"/>
+        <w:jc w:val="center"/>
+        <w:rPr>
+          <w:rFonts w:ascii="Malgun Gothic" w:cs="Malgun Gothic" w:eastAsia="Malgun Gothic" w:hAnsi="Malgun Gothic"/>
+          <w:b w:val="1"/>
+          <w:bCs w:val="1"/>
+          <w:i w:val="0"/>
+          <w:iCs w:val="0"/>
+          <w:smallCaps w:val="0"/>
+          <w:strike w:val="0"/>
+          <w:color w:val="000000"/>
+          <w:sz w:val="64.08000183105469"/>
+          <w:szCs w:val="64.08000183105469"/>
+          <w:u w:val="none"/>
+          <w:shd w:fill="auto" w:val="clear"/>
+          <w:vertAlign w:val="baseline"/>
+        </w:rPr>
+      </w:pPr>
+      <w:r>
+        <w:rPr>
+          <w:rFonts w:ascii="Malgun Gothic" w:cs="Malgun Gothic" w:eastAsia="Malgun Gothic" w:hAnsi="Malgun Gothic"/>
+          <w:b w:val="1"/>
+          <w:bCs w:val="1"/>
+          <w:i w:val="0"/>
+          <w:iCs w:val="0"/>
+          <w:smallCaps w:val="0"/>
+          <w:strike w:val="0"/>
+          <w:color w:val="000000"/>
+          <w:sz w:val="64.08000183105469"/>
+          <w:szCs w:val="64.08000183105469"/>
+          <w:u w:val="none"/>
+          <w:shd w:fill="auto" w:val="clear"/>
+          <w:vertAlign w:val="baseline"/>
+          <w:rtl w:val="0"/>
+        </w:rPr>
+        <w:t xml:space="preserve">Quantization for CNN</w:t>
+      </w:r>
+    </w:p>
+    <w:p>
+      <w:pPr>
+        <w:keepNext w:val="0"/>
+        <w:keepLines w:val="0"/>
+        <w:pageBreakBefore w:val="0"/>
+        <w:widowControl w:val="0"/>
+        <w:pBdr>
+          <w:top w:space="0" w:sz="0" w:val="nil"/>
+          <w:left w:space="0" w:sz="0" w:val="nil"/>
+          <w:bottom w:space="0" w:sz="0" w:val="nil"/>
+          <w:right w:space="0" w:sz="0" w:val="nil"/>
+          <w:between w:space="0" w:sz="0" w:val="nil"/>
+        </w:pBdr>
+        <w:shd w:fill="auto" w:val="clear"/>
+        <w:spacing w:after="0" w:before="126.13037109375" w:line="283.10608863830566" w:lineRule="auto"/>
+        <w:ind w:left="566.3999938964844" w:right="592.3388671875" w:firstLine="0"/>
+        <w:jc w:val="center"/>
+        <w:rPr>
+          <w:rFonts w:ascii="Malgun Gothic" w:cs="Malgun Gothic" w:eastAsia="Malgun Gothic" w:hAnsi="Malgun Gothic"/>
+          <w:b w:val="0"/>
+          <w:bCs w:val="0"/>
+          <w:i w:val="0"/>
+          <w:iCs w:val="0"/>
+          <w:smallCaps w:val="0"/>
+          <w:strike w:val="0"/>
+          <w:color w:val="595959"/>
+          <w:sz w:val="31.920000076293945"/>
+          <w:szCs w:val="31.920000076293945"/>
+          <w:u w:val="none"/>
+          <w:shd w:fill="auto" w:val="clear"/>
+          <w:vertAlign w:val="baseline"/>
+        </w:rPr>
+      </w:pPr>
+      <w:r>
+        <w:rPr>
+          <w:rFonts w:ascii="Malgun Gothic" w:cs="Malgun Gothic" w:eastAsia="Malgun Gothic" w:hAnsi="Malgun Gothic"/>
+          <w:b w:val="1"/>
+          <w:bCs w:val="1"/>
+          <w:i w:val="0"/>
+          <w:iCs w:val="0"/>
+          <w:smallCaps w:val="0"/>
+          <w:strike w:val="0"/>
+          <w:color w:val="000000"/>
+          <w:sz w:val="64.08000183105469"/>
+          <w:szCs w:val="64.08000183105469"/>
+          <w:u w:val="none"/>
+          <w:shd w:fill="auto" w:val="clear"/>
+          <w:vertAlign w:val="baseline"/>
+        </w:rPr>
+        <w:drawing>
+          <wp:inline distB="19050" distT="19050" distL="19050" distR="19050">
+            <wp:extent cx="8164068" cy="119035"/>
+            <wp:effectExtent b="0" l="0" r="0" t="0"/>
+            <wp:docPr id="89" name="image86.png"/>
+            <a:graphic>
+              <a:graphicData uri="http://schemas.openxmlformats.org/drawingml/2006/picture">
+                <pic:pic>
+                  <pic:nvPicPr>
+                    <pic:cNvPr id="0" name="image86.png"/>
+                    <pic:cNvPicPr preferRelativeResize="0"/>
+                  </pic:nvPicPr>
+                  <pic:blipFill>
+                    <a:blip r:embed="rId7"/>
+                    <a:srcRect b="0" l="0" r="0" t="0"/>
+                    <a:stretch>
+                      <a:fillRect/>
+                    </a:stretch>
+                  </pic:blipFill>
+                  <pic:spPr>
+                    <a:xfrm>
+                      <a:off x="0" y="0"/>
+                      <a:ext cx="8164068" cy="119035"/>
+                    </a:xfrm>
+                    <a:prstGeom prst="rect"/>
+                    <a:ln/>
+                  </pic:spPr>
+                </pic:pic>
+              </a:graphicData>
+            </a:graphic>
+          </wp:inline>
+        </w:drawing>
+      </w:r>
+      <w:r>
+        <w:rPr>
+          <w:rFonts w:ascii="Malgun Gothic" w:cs="Malgun Gothic" w:eastAsia="Malgun Gothic" w:hAnsi="Malgun Gothic"/>
+          <w:b w:val="0"/>
+          <w:bCs w:val="0"/>
+          <w:i w:val="0"/>
+          <w:iCs w:val="0"/>
+          <w:smallCaps w:val="0"/>
+          <w:strike w:val="0"/>
+          <w:color w:val="595959"/>
+          <w:sz w:val="31.920000076293945"/>
+          <w:szCs w:val="31.920000076293945"/>
+          <w:u w:val="none"/>
+          <w:shd w:fill="auto" w:val="clear"/>
+          <w:vertAlign w:val="baseline"/>
+          <w:rtl w:val="0"/>
+        </w:rPr>
+        <w:t xml:space="preserve">Dongkun Shin </w:t>
+      </w:r>
+    </w:p>
+    <w:p>
+      <w:pPr>
+        <w:keepNext w:val="0"/>
+        <w:keepLines w:val="0"/>
+        <w:pageBreakBefore w:val="0"/>
+        <w:widowControl w:val="0"/>
+        <w:pBdr>
+          <w:top w:space="0" w:sz="0" w:val="nil"/>
+          <w:left w:space="0" w:sz="0" w:val="nil"/>
+          <w:bottom w:space="0" w:sz="0" w:val="nil"/>
+          <w:right w:space="0" w:sz="0" w:val="nil"/>
+          <w:between w:space="0" w:sz="0" w:val="nil"/>
+        </w:pBdr>
+        <w:shd w:fill="auto" w:val="clear"/>
+        <w:spacing w:after="0" w:before="0" w:line="240" w:lineRule="auto"/>
+        <w:ind w:left="0" w:right="0" w:firstLine="0"/>
+        <w:jc w:val="center"/>
+        <w:rPr>
+          <w:rFonts w:ascii="Malgun Gothic" w:cs="Malgun Gothic" w:eastAsia="Malgun Gothic" w:hAnsi="Malgun Gothic"/>
+          <w:b w:val="0"/>
+          <w:bCs w:val="0"/>
+          <w:i w:val="0"/>
+          <w:iCs w:val="0"/>
+          <w:smallCaps w:val="0"/>
+          <w:strike w:val="0"/>
+          <w:color w:val="595959"/>
+          <w:sz w:val="31.920000076293945"/>
+          <w:szCs w:val="31.920000076293945"/>
+          <w:u w:val="none"/>
+          <w:shd w:fill="auto" w:val="clear"/>
+          <w:vertAlign w:val="baseline"/>
+        </w:rPr>
+      </w:pPr>
+      <w:r>
+        <w:rPr>
+          <w:rFonts w:ascii="Malgun Gothic" w:cs="Malgun Gothic" w:eastAsia="Malgun Gothic" w:hAnsi="Malgun Gothic"/>
+          <w:b w:val="0"/>
+          <w:bCs w:val="0"/>
+          <w:i w:val="0"/>
+          <w:iCs w:val="0"/>
+          <w:smallCaps w:val="0"/>
+          <w:strike w:val="0"/>
+          <w:color w:val="595959"/>
+          <w:sz w:val="31.920000076293945"/>
+          <w:szCs w:val="31.920000076293945"/>
+          <w:u w:val="none"/>
+          <w:shd w:fill="auto" w:val="clear"/>
+          <w:vertAlign w:val="baseline"/>
+          <w:rtl w:val="0"/>
+        </w:rPr>
+        <w:t xml:space="preserve">Intelligent Embedded Systems Lab. </w:t>
+      </w:r>
+    </w:p>
+    <w:p>
+      <w:pPr>
+        <w:keepNext w:val="0"/>
+        <w:keepLines w:val="0"/>
+        <w:pageBreakBefore w:val="0"/>
+        <w:widowControl w:val="0"/>
+        <w:pBdr>
+          <w:top w:space="0" w:sz="0" w:val="nil"/>
+          <w:left w:space="0" w:sz="0" w:val="nil"/>
+          <w:bottom w:space="0" w:sz="0" w:val="nil"/>
+          <w:right w:space="0" w:sz="0" w:val="nil"/>
+          <w:between w:space="0" w:sz="0" w:val="nil"/>
+        </w:pBdr>
+        <w:shd w:fill="auto" w:val="clear"/>
+        <w:spacing w:after="0" w:before="11.4935302734375" w:line="240" w:lineRule="auto"/>
+        <w:ind w:left="0" w:right="0" w:firstLine="0"/>
+        <w:jc w:val="center"/>
+        <w:rPr>
+          <w:rFonts w:ascii="Malgun Gothic" w:cs="Malgun Gothic" w:eastAsia="Malgun Gothic" w:hAnsi="Malgun Gothic"/>
+          <w:b w:val="0"/>
+          <w:bCs w:val="0"/>
+          <w:i w:val="0"/>
+          <w:iCs w:val="0"/>
+          <w:smallCaps w:val="0"/>
+          <w:strike w:val="0"/>
+          <w:color w:val="595959"/>
+          <w:sz w:val="31.920000076293945"/>
+          <w:szCs w:val="31.920000076293945"/>
+          <w:u w:val="none"/>
+          <w:shd w:fill="auto" w:val="clear"/>
+          <w:vertAlign w:val="baseline"/>
+        </w:rPr>
+      </w:pPr>
+      <w:r>
+        <w:rPr>
+          <w:rFonts w:ascii="Malgun Gothic" w:cs="Malgun Gothic" w:eastAsia="Malgun Gothic" w:hAnsi="Malgun Gothic"/>
+          <w:b w:val="0"/>
+          <w:bCs w:val="0"/>
+          <w:i w:val="0"/>
+          <w:iCs w:val="0"/>
+          <w:smallCaps w:val="0"/>
+          <w:strike w:val="0"/>
+          <w:color w:val="595959"/>
+          <w:sz w:val="31.920000076293945"/>
+          <w:szCs w:val="31.920000076293945"/>
+          <w:u w:val="none"/>
+          <w:shd w:fill="auto" w:val="clear"/>
+          <w:vertAlign w:val="baseline"/>
+          <w:rtl w:val="0"/>
+        </w:rPr>
+        <w:t xml:space="preserve">Sungkyunkwan University </w:t>
+      </w:r>
+    </w:p>
+    <w:p>
+      <w:pPr>
+        <w:keepNext w:val="0"/>
+        <w:keepLines w:val="0"/>
+        <w:pageBreakBefore w:val="0"/>
+        <w:widowControl w:val="0"/>
+        <w:pBdr>
+          <w:top w:space="0" w:sz="0" w:val="nil"/>
+          <w:left w:space="0" w:sz="0" w:val="nil"/>
+          <w:bottom w:space="0" w:sz="0" w:val="nil"/>
+          <w:right w:space="0" w:sz="0" w:val="nil"/>
+          <w:between w:space="0" w:sz="0" w:val="nil"/>
+        </w:pBdr>
+        <w:shd w:fill="auto" w:val="clear"/>
+        <w:spacing w:after="0" w:before="125.29754638671875" w:line="240" w:lineRule="auto"/>
+        <w:ind w:left="0" w:right="0" w:firstLine="0"/>
+        <w:jc w:val="center"/>
+        <w:rPr>
+          <w:rFonts w:ascii="Malgun Gothic" w:cs="Malgun Gothic" w:eastAsia="Malgun Gothic" w:hAnsi="Malgun Gothic"/>
+          <w:b w:val="0"/>
+          <w:bCs w:val="0"/>
+          <w:i w:val="0"/>
+          <w:iCs w:val="0"/>
+          <w:smallCaps w:val="0"/>
+          <w:strike w:val="0"/>
+          <w:color w:val="595959"/>
+          <w:sz w:val="31.920000076293945"/>
+          <w:szCs w:val="31.920000076293945"/>
+          <w:u w:val="none"/>
+          <w:shd w:fill="auto" w:val="clear"/>
+          <w:vertAlign w:val="baseline"/>
+        </w:rPr>
+      </w:pPr>
+      <w:r>
+        <w:rPr>
+          <w:rFonts w:ascii="Malgun Gothic" w:cs="Malgun Gothic" w:eastAsia="Malgun Gothic" w:hAnsi="Malgun Gothic"/>
+          <w:b w:val="0"/>
+          <w:bCs w:val="0"/>
+          <w:i w:val="0"/>
+          <w:iCs w:val="0"/>
+          <w:smallCaps w:val="0"/>
+          <w:strike w:val="0"/>
+          <w:color w:val="595959"/>
+          <w:sz w:val="31.920000076293945"/>
+          <w:szCs w:val="31.920000076293945"/>
+          <w:u w:val="none"/>
+          <w:shd w:fill="auto" w:val="clear"/>
+          <w:vertAlign w:val="baseline"/>
+        </w:rPr>
+        <w:drawing>
+          <wp:inline distB="19050" distT="19050" distL="19050" distR="19050">
+            <wp:extent cx="5283707" cy="119035"/>
+            <wp:effectExtent b="0" l="0" r="0" t="0"/>
+            <wp:docPr id="88" name="image92.png"/>
+            <a:graphic>
+              <a:graphicData uri="http://schemas.openxmlformats.org/drawingml/2006/picture">
+                <pic:pic>
+                  <pic:nvPicPr>
+                    <pic:cNvPr id="0" name="image92.png"/>
+                    <pic:cNvPicPr preferRelativeResize="0"/>
+                  </pic:nvPicPr>
+                  <pic:blipFill>
+                    <a:blip r:embed="rId8"/>
+                    <a:srcRect b="0" l="0" r="0" t="0"/>
+                    <a:stretch>
+                      <a:fillRect/>
+                    </a:stretch>
+                  </pic:blipFill>
+                  <pic:spPr>
+                    <a:xfrm>
+                      <a:off x="0" y="0"/>
+                      <a:ext cx="5283707" cy="119035"/>
+                    </a:xfrm>
+                    <a:prstGeom prst="rect"/>
+                    <a:ln/>
+                  </pic:spPr>
+                </pic:pic>
+              </a:graphicData>
+            </a:graphic>
+          </wp:inline>
+        </w:drawing>
+      </w:r>
+      <w:r>
+        <w:rPr>
+          <w:rtl w:val="0"/>
+        </w:rPr>
+      </w:r>
+    </w:p>
+    <w:p>
+      <w:pPr>
+        <w:keepNext w:val="0"/>
+        <w:keepLines w:val="0"/>
+        <w:pageBreakBefore w:val="0"/>
+        <w:widowControl w:val="0"/>
+        <w:pBdr>
+          <w:top w:space="0" w:sz="0" w:val="nil"/>
+          <w:left w:space="0" w:sz="0" w:val="nil"/>
+          <w:bottom w:space="0" w:sz="0" w:val="nil"/>
+          <w:right w:space="0" w:sz="0" w:val="nil"/>
+          <w:between w:space="0" w:sz="0" w:val="nil"/>
+        </w:pBdr>
+        <w:shd w:fill="auto" w:val="clear"/>
+        <w:spacing w:after="0" w:before="1622.5149536132812" w:line="240" w:lineRule="auto"/>
+        <w:ind w:left="0" w:right="0" w:firstLine="0"/>
+        <w:jc w:val="right"/>
+        <w:rPr>
+          <w:rFonts w:ascii="Tahoma" w:cs="Tahoma" w:eastAsia="Tahoma" w:hAnsi="Tahoma"/>
+          <w:b w:val="1"/>
+          <w:bCs w:val="1"/>
+          <w:i w:val="0"/>
+          <w:iCs w:val="0"/>
+          <w:smallCaps w:val="0"/>
+          <w:strike w:val="0"/>
+          <w:color w:val="a6a6a6"/>
+          <w:sz w:val="19.968000411987305"/>
+          <w:szCs w:val="19.968000411987305"/>
+          <w:u w:val="none"/>
+          <w:shd w:fill="auto" w:val="clear"/>
+          <w:vertAlign w:val="baseline"/>
+        </w:rPr>
+      </w:pPr>
+      <w:r>
+        <w:rPr>
+          <w:rFonts w:ascii="Tahoma" w:cs="Tahoma" w:eastAsia="Tahoma" w:hAnsi="Tahoma"/>
+          <w:b w:val="1"/>
+          <w:bCs w:val="1"/>
+          <w:i w:val="0"/>
+          <w:iCs w:val="0"/>
+          <w:smallCaps w:val="0"/>
+          <w:strike w:val="0"/>
+          <w:color w:val="a6a6a6"/>
+          <w:sz w:val="19.968000411987305"/>
+          <w:szCs w:val="19.968000411987305"/>
+          <w:u w:val="none"/>
+          <w:shd w:fill="auto" w:val="clear"/>
+          <w:vertAlign w:val="baseline"/>
+          <w:rtl w:val="0"/>
+        </w:rPr>
+        <w:t xml:space="preserve">Intelligent Embedded Systems Lab. @ SKKU </w:t>
+      </w:r>
+    </w:p>
+    <w:p>
+      <w:pPr>
+        <w:keepNext w:val="0"/>
+        <w:keepLines w:val="0"/>
+        <w:pageBreakBefore w:val="0"/>
+        <w:widowControl w:val="0"/>
+        <w:pBdr>
+          <w:top w:space="0" w:sz="0" w:val="nil"/>
+          <w:left w:space="0" w:sz="0" w:val="nil"/>
+          <w:bottom w:space="0" w:sz="0" w:val="nil"/>
+          <w:right w:space="0" w:sz="0" w:val="nil"/>
+          <w:between w:space="0" w:sz="0" w:val="nil"/>
+        </w:pBdr>
+        <w:shd w:fill="auto" w:val="clear"/>
+        <w:spacing w:after="0" w:before="0" w:line="240" w:lineRule="auto"/>
+        <w:ind w:left="289.4400215148926" w:right="0" w:firstLine="0"/>
+        <w:jc w:val="left"/>
+        <w:rPr>
+          <w:rFonts w:ascii="Malgun Gothic" w:cs="Malgun Gothic" w:eastAsia="Malgun Gothic" w:hAnsi="Malgun Gothic"/>
+          <w:b w:val="1"/>
+          <w:bCs w:val="1"/>
+          <w:i w:val="0"/>
+          <w:iCs w:val="0"/>
+          <w:smallCaps w:val="0"/>
+          <w:strike w:val="0"/>
+          <w:color w:val="000000"/>
+          <w:sz w:val="60"/>
+          <w:szCs w:val="60"/>
+          <w:u w:val="none"/>
+          <w:shd w:fill="auto" w:val="clear"/>
+          <w:vertAlign w:val="baseline"/>
+        </w:rPr>
+      </w:pPr>
+      <w:r>
+        <w:rPr>
+          <w:rFonts w:ascii="Malgun Gothic" w:cs="Malgun Gothic" w:eastAsia="Malgun Gothic" w:hAnsi="Malgun Gothic"/>
+          <w:b w:val="1"/>
+          <w:bCs w:val="1"/>
+          <w:i w:val="0"/>
+          <w:iCs w:val="0"/>
+          <w:smallCaps w:val="0"/>
+          <w:strike w:val="0"/>
+          <w:color w:val="000000"/>
+          <w:sz w:val="60"/>
+          <w:szCs w:val="60"/>
+          <w:u w:val="none"/>
+          <w:shd w:fill="auto" w:val="clear"/>
+          <w:vertAlign w:val="baseline"/>
+          <w:rtl w:val="0"/>
+        </w:rPr>
+        <w:t xml:space="preserve">Overview</w:t>
+      </w:r>
+    </w:p>
+    <w:p>
+      <w:pPr>
+        <w:keepNext w:val="0"/>
+        <w:keepLines w:val="0"/>
+        <w:pageBreakBefore w:val="0"/>
+        <w:widowControl w:val="0"/>
+        <w:pBdr>
+          <w:top w:space="0" w:sz="0" w:val="nil"/>
+          <w:left w:space="0" w:sz="0" w:val="nil"/>
+          <w:bottom w:space="0" w:sz="0" w:val="nil"/>
+          <w:right w:space="0" w:sz="0" w:val="nil"/>
+          <w:between w:space="0" w:sz="0" w:val="nil"/>
+        </w:pBdr>
+        <w:shd w:fill="auto" w:val="clear"/>
+        <w:spacing w:after="0" w:before="0" w:line="240" w:lineRule="auto"/>
+        <w:ind w:left="0" w:right="933.218994140625" w:firstLine="0"/>
+        <w:jc w:val="right"/>
+        <w:rPr>
+          <w:rFonts w:ascii="Tahoma" w:cs="Tahoma" w:eastAsia="Tahoma" w:hAnsi="Tahoma"/>
+          <w:b w:val="1"/>
+          <w:bCs w:val="1"/>
+          <w:i w:val="0"/>
+          <w:iCs w:val="0"/>
+          <w:smallCaps w:val="0"/>
+          <w:strike w:val="0"/>
+          <w:color w:val="ffffff"/>
+          <w:sz w:val="36"/>
+          <w:szCs w:val="36"/>
+          <w:u w:val="none"/>
+          <w:shd w:fill="auto" w:val="clear"/>
+          <w:vertAlign w:val="baseline"/>
+        </w:rPr>
+      </w:pPr>
+      <w:r>
+        <w:rPr>
+          <w:rFonts w:ascii="Tahoma" w:cs="Tahoma" w:eastAsia="Tahoma" w:hAnsi="Tahoma"/>
+          <w:b w:val="1"/>
+          <w:bCs w:val="1"/>
+          <w:i w:val="0"/>
+          <w:iCs w:val="0"/>
+          <w:smallCaps w:val="0"/>
+          <w:strike w:val="0"/>
+          <w:color w:val="ffffff"/>
+          <w:sz w:val="36"/>
+          <w:szCs w:val="36"/>
+          <w:u w:val="none"/>
+          <w:shd w:fill="auto" w:val="clear"/>
+          <w:vertAlign w:val="baseline"/>
+          <w:rtl w:val="0"/>
+        </w:rPr>
+        <w:t xml:space="preserve">2 </w:t>
+      </w:r>
+    </w:p>
+    <w:p>
+      <w:pPr>
+        <w:keepNext w:val="0"/>
+        <w:keepLines w:val="0"/>
+        <w:pageBreakBefore w:val="0"/>
+        <w:widowControl w:val="0"/>
+        <w:pBdr>
+          <w:top w:space="0" w:sz="0" w:val="nil"/>
+          <w:left w:space="0" w:sz="0" w:val="nil"/>
+          <w:bottom w:space="0" w:sz="0" w:val="nil"/>
+          <w:right w:space="0" w:sz="0" w:val="nil"/>
+          <w:between w:space="0" w:sz="0" w:val="nil"/>
+        </w:pBdr>
+        <w:shd w:fill="auto" w:val="clear"/>
+        <w:spacing w:after="0" w:before="143.87939453125" w:line="240" w:lineRule="auto"/>
+        <w:ind w:left="0" w:right="0" w:firstLine="0"/>
+        <w:jc w:val="left"/>
+        <w:rPr>
+          <w:rFonts w:ascii="Tahoma" w:cs="Tahoma" w:eastAsia="Tahoma" w:hAnsi="Tahoma"/>
+          <w:b w:val="1"/>
+          <w:bCs w:val="1"/>
+          <w:i w:val="0"/>
+          <w:iCs w:val="0"/>
+          <w:smallCaps w:val="0"/>
+          <w:strike w:val="0"/>
+          <w:color w:val="3a3a3a"/>
+          <w:sz w:val="22.079999923706055"/>
+          <w:szCs w:val="22.079999923706055"/>
+          <w:u w:val="none"/>
+          <w:shd w:fill="auto" w:val="clear"/>
+          <w:vertAlign w:val="baseline"/>
+        </w:rPr>
+      </w:pPr>
+      <w:r>
+        <w:rPr>
+          <w:rFonts w:ascii="Tahoma" w:cs="Tahoma" w:eastAsia="Tahoma" w:hAnsi="Tahoma"/>
+          <w:b w:val="1"/>
+          <w:bCs w:val="1"/>
+          <w:i w:val="0"/>
+          <w:iCs w:val="0"/>
+          <w:smallCaps w:val="0"/>
+          <w:strike w:val="0"/>
+          <w:color w:val="ffffff"/>
+          <w:sz w:val="36"/>
+          <w:szCs w:val="36"/>
+          <w:u w:val="none"/>
+          <w:shd w:fill="auto" w:val="clear"/>
+          <w:vertAlign w:val="baseline"/>
+        </w:rPr>
+        <w:drawing>
+          <wp:inline distB="19050" distT="19050" distL="19050" distR="19050">
+            <wp:extent cx="7732776" cy="119035"/>
+            <wp:effectExtent b="0" l="0" r="0" t="0"/>
+            <wp:docPr id="84" name="image81.png"/>
             <a:graphic>
               <a:graphicData uri="http://schemas.openxmlformats.org/drawingml/2006/picture">
                 <pic:pic>
@@ -171,9 +834,9 @@
           <w:between w:space="0" w:sz="0" w:val="nil"/>
         </w:pBdr>
         <w:shd w:fill="auto" w:val="clear"/>
-        <w:spacing w:after="0" w:before="1447.342529296875" w:line="240" w:lineRule="auto"/>
-        <w:ind w:left="0" w:right="0" w:firstLine="0"/>
-        <w:jc w:val="center"/>
+        <w:spacing w:after="0" w:before="345.2227783203125" w:line="240" w:lineRule="auto"/>
+        <w:ind w:left="686.5199851989746" w:right="0" w:firstLine="0"/>
+        <w:jc w:val="left"/>
         <w:rPr>
           <w:rFonts w:ascii="Malgun Gothic" w:cs="Malgun Gothic" w:eastAsia="Malgun Gothic" w:hAnsi="Malgun Gothic"/>
           <w:b w:val="1"/>
@@ -183,8 +846,8 @@
           <w:smallCaps w:val="0"/>
           <w:strike w:val="0"/>
           <w:color w:val="000000"/>
-          <w:sz w:val="64.12799835205078"/>
-          <w:szCs w:val="64.12799835205078"/>
+          <w:sz w:val="36"/>
+          <w:szCs w:val="36"/>
           <w:u w:val="none"/>
           <w:shd w:fill="auto" w:val="clear"/>
           <w:vertAlign w:val="baseline"/>
@@ -200,14 +863,14 @@
           <w:smallCaps w:val="0"/>
           <w:strike w:val="0"/>
           <w:color w:val="000000"/>
-          <w:sz w:val="64.12799835205078"/>
-          <w:szCs w:val="64.12799835205078"/>
-          <w:u w:val="none"/>
-          <w:shd w:fill="auto" w:val="clear"/>
-          <w:vertAlign w:val="baseline"/>
-          <w:rtl w:val="0"/>
-        </w:rPr>
-        <w:t xml:space="preserve">On-Device AI 실습 </w:t>
+          <w:sz w:val="36"/>
+          <w:szCs w:val="36"/>
+          <w:u w:val="none"/>
+          <w:shd w:fill="auto" w:val="clear"/>
+          <w:vertAlign w:val="baseline"/>
+          <w:rtl w:val="0"/>
+        </w:rPr>
+        <w:t xml:space="preserve">1. Uniform Quantization </w:t>
       </w:r>
     </w:p>
     <w:p>
@@ -224,20 +887,20 @@
           <w:between w:space="0" w:sz="0" w:val="nil"/>
         </w:pBdr>
         <w:shd w:fill="auto" w:val="clear"/>
-        <w:spacing w:after="0" w:before="20.70648193359375" w:line="240" w:lineRule="auto"/>
-        <w:ind w:left="0" w:right="0" w:firstLine="0"/>
-        <w:jc w:val="center"/>
+        <w:spacing w:after="0" w:before="97.7996826171875" w:line="240" w:lineRule="auto"/>
+        <w:ind w:left="1368.1195640563965" w:right="0" w:firstLine="0"/>
+        <w:jc w:val="left"/>
         <w:rPr>
           <w:rFonts w:ascii="Malgun Gothic" w:cs="Malgun Gothic" w:eastAsia="Malgun Gothic" w:hAnsi="Malgun Gothic"/>
-          <w:b w:val="1"/>
-          <w:bCs w:val="1"/>
-          <w:i w:val="0"/>
-          <w:iCs w:val="0"/>
-          <w:smallCaps w:val="0"/>
-          <w:strike w:val="0"/>
-          <w:color w:val="000000"/>
-          <w:sz w:val="64.08000183105469"/>
-          <w:szCs w:val="64.08000183105469"/>
+          <w:b w:val="0"/>
+          <w:bCs w:val="0"/>
+          <w:i w:val="0"/>
+          <w:iCs w:val="0"/>
+          <w:smallCaps w:val="0"/>
+          <w:strike w:val="0"/>
+          <w:color w:val="000000"/>
+          <w:sz w:val="36.04800033569336"/>
+          <w:szCs w:val="36.04800033569336"/>
           <w:u w:val="none"/>
           <w:shd w:fill="auto" w:val="clear"/>
           <w:vertAlign w:val="baseline"/>
@@ -245,22 +908,41 @@
       </w:pPr>
       <w:r>
         <w:rPr>
+          <w:rFonts w:ascii="Arial" w:cs="Arial" w:eastAsia="Arial" w:hAnsi="Arial"/>
+          <w:b w:val="0"/>
+          <w:bCs w:val="0"/>
+          <w:i w:val="0"/>
+          <w:iCs w:val="0"/>
+          <w:smallCaps w:val="0"/>
+          <w:strike w:val="0"/>
+          <w:color w:val="000000"/>
+          <w:sz w:val="36.04800033569336"/>
+          <w:szCs w:val="36.04800033569336"/>
+          <w:u w:val="none"/>
+          <w:shd w:fill="auto" w:val="clear"/>
+          <w:vertAlign w:val="baseline"/>
+          <w:rtl w:val="0"/>
+        </w:rPr>
+        <w:t xml:space="preserve">– </w:t>
+      </w:r>
+      <w:r>
+        <w:rPr>
           <w:rFonts w:ascii="Malgun Gothic" w:cs="Malgun Gothic" w:eastAsia="Malgun Gothic" w:hAnsi="Malgun Gothic"/>
-          <w:b w:val="1"/>
-          <w:bCs w:val="1"/>
-          <w:i w:val="0"/>
-          <w:iCs w:val="0"/>
-          <w:smallCaps w:val="0"/>
-          <w:strike w:val="0"/>
-          <w:color w:val="000000"/>
-          <w:sz w:val="64.08000183105469"/>
-          <w:szCs w:val="64.08000183105469"/>
-          <w:u w:val="none"/>
-          <w:shd w:fill="auto" w:val="clear"/>
-          <w:vertAlign w:val="baseline"/>
-          <w:rtl w:val="0"/>
-        </w:rPr>
-        <w:t xml:space="preserve">Quantization for CNN</w:t>
+          <w:b w:val="0"/>
+          <w:bCs w:val="0"/>
+          <w:i w:val="0"/>
+          <w:iCs w:val="0"/>
+          <w:smallCaps w:val="0"/>
+          <w:strike w:val="0"/>
+          <w:color w:val="000000"/>
+          <w:sz w:val="36.04800033569336"/>
+          <w:szCs w:val="36.04800033569336"/>
+          <w:u w:val="none"/>
+          <w:shd w:fill="auto" w:val="clear"/>
+          <w:vertAlign w:val="baseline"/>
+          <w:rtl w:val="0"/>
+        </w:rPr>
+        <w:t xml:space="preserve">Linear Quantization </w:t>
       </w:r>
     </w:p>
     <w:p>
@@ -277,9 +959,9 @@
           <w:between w:space="0" w:sz="0" w:val="nil"/>
         </w:pBdr>
         <w:shd w:fill="auto" w:val="clear"/>
-        <w:spacing w:after="0" w:before="126.13037109375" w:line="283.10608863830566" w:lineRule="auto"/>
-        <w:ind w:left="566.3999938964844" w:right="592.3388671875" w:firstLine="0"/>
-        <w:jc w:val="center"/>
+        <w:spacing w:after="0" w:before="98.7994384765625" w:line="240" w:lineRule="auto"/>
+        <w:ind w:left="1368.1200218200684" w:right="0" w:firstLine="0"/>
+        <w:jc w:val="left"/>
         <w:rPr>
           <w:rFonts w:ascii="Malgun Gothic" w:cs="Malgun Gothic" w:eastAsia="Malgun Gothic" w:hAnsi="Malgun Gothic"/>
           <w:b w:val="0"/>
@@ -288,9 +970,9 @@
           <w:iCs w:val="0"/>
           <w:smallCaps w:val="0"/>
           <w:strike w:val="0"/>
-          <w:color w:val="595959"/>
-          <w:sz w:val="31.920000076293945"/>
-          <w:szCs w:val="31.920000076293945"/>
+          <w:color w:val="000000"/>
+          <w:sz w:val="36"/>
+          <w:szCs w:val="36"/>
           <w:u w:val="none"/>
           <w:shd w:fill="auto" w:val="clear"/>
           <w:vertAlign w:val="baseline"/>
@@ -298,34 +980,524 @@
       </w:pPr>
       <w:r>
         <w:rPr>
+          <w:rFonts w:ascii="Arial" w:cs="Arial" w:eastAsia="Arial" w:hAnsi="Arial"/>
+          <w:b w:val="0"/>
+          <w:bCs w:val="0"/>
+          <w:i w:val="0"/>
+          <w:iCs w:val="0"/>
+          <w:smallCaps w:val="0"/>
+          <w:strike w:val="0"/>
+          <w:color w:val="000000"/>
+          <w:sz w:val="36"/>
+          <w:szCs w:val="36"/>
+          <w:u w:val="none"/>
+          <w:shd w:fill="auto" w:val="clear"/>
+          <w:vertAlign w:val="baseline"/>
+          <w:rtl w:val="0"/>
+        </w:rPr>
+        <w:t xml:space="preserve">– </w:t>
+      </w:r>
+      <w:r>
+        <w:rPr>
           <w:rFonts w:ascii="Malgun Gothic" w:cs="Malgun Gothic" w:eastAsia="Malgun Gothic" w:hAnsi="Malgun Gothic"/>
-          <w:b w:val="1"/>
-          <w:bCs w:val="1"/>
-          <w:i w:val="0"/>
-          <w:iCs w:val="0"/>
-          <w:smallCaps w:val="0"/>
-          <w:strike w:val="0"/>
-          <w:color w:val="000000"/>
-          <w:sz w:val="64.08000183105469"/>
-          <w:szCs w:val="64.08000183105469"/>
-          <w:u w:val="none"/>
-          <w:shd w:fill="auto" w:val="clear"/>
-          <w:vertAlign w:val="baseline"/>
+          <w:b w:val="0"/>
+          <w:bCs w:val="0"/>
+          <w:i w:val="0"/>
+          <w:iCs w:val="0"/>
+          <w:smallCaps w:val="0"/>
+          <w:strike w:val="0"/>
+          <w:color w:val="000000"/>
+          <w:sz w:val="36"/>
+          <w:szCs w:val="36"/>
+          <w:u w:val="none"/>
+          <w:shd w:fill="auto" w:val="clear"/>
+          <w:vertAlign w:val="baseline"/>
+          <w:rtl w:val="0"/>
+        </w:rPr>
+        <w:t xml:space="preserve">Per-tensor / Per-channel Quantization </w:t>
+      </w:r>
+    </w:p>
+    <w:p>
+      <w:pPr>
+        <w:keepNext w:val="0"/>
+        <w:keepLines w:val="0"/>
+        <w:pageBreakBefore w:val="0"/>
+        <w:widowControl w:val="0"/>
+        <w:pBdr>
+          <w:top w:space="0" w:sz="0" w:val="nil"/>
+          <w:left w:space="0" w:sz="0" w:val="nil"/>
+          <w:bottom w:space="0" w:sz="0" w:val="nil"/>
+          <w:right w:space="0" w:sz="0" w:val="nil"/>
+          <w:between w:space="0" w:sz="0" w:val="nil"/>
+        </w:pBdr>
+        <w:shd w:fill="auto" w:val="clear"/>
+        <w:spacing w:after="0" w:before="98.28033447265625" w:line="240" w:lineRule="auto"/>
+        <w:ind w:left="1368.1200218200684" w:right="0" w:firstLine="0"/>
+        <w:jc w:val="left"/>
+        <w:rPr>
+          <w:rFonts w:ascii="Malgun Gothic" w:cs="Malgun Gothic" w:eastAsia="Malgun Gothic" w:hAnsi="Malgun Gothic"/>
+          <w:b w:val="0"/>
+          <w:bCs w:val="0"/>
+          <w:i w:val="0"/>
+          <w:iCs w:val="0"/>
+          <w:smallCaps w:val="0"/>
+          <w:strike w:val="0"/>
+          <w:color w:val="000000"/>
+          <w:sz w:val="36"/>
+          <w:szCs w:val="36"/>
+          <w:u w:val="none"/>
+          <w:shd w:fill="auto" w:val="clear"/>
+          <w:vertAlign w:val="baseline"/>
+        </w:rPr>
+      </w:pPr>
+      <w:r>
+        <w:rPr>
+          <w:rFonts w:ascii="Arial" w:cs="Arial" w:eastAsia="Arial" w:hAnsi="Arial"/>
+          <w:b w:val="0"/>
+          <w:bCs w:val="0"/>
+          <w:i w:val="0"/>
+          <w:iCs w:val="0"/>
+          <w:smallCaps w:val="0"/>
+          <w:strike w:val="0"/>
+          <w:color w:val="000000"/>
+          <w:sz w:val="36"/>
+          <w:szCs w:val="36"/>
+          <w:u w:val="none"/>
+          <w:shd w:fill="auto" w:val="clear"/>
+          <w:vertAlign w:val="baseline"/>
+          <w:rtl w:val="0"/>
+        </w:rPr>
+        <w:t xml:space="preserve">– </w:t>
+      </w:r>
+      <w:r>
+        <w:rPr>
+          <w:rFonts w:ascii="Malgun Gothic" w:cs="Malgun Gothic" w:eastAsia="Malgun Gothic" w:hAnsi="Malgun Gothic"/>
+          <w:b w:val="0"/>
+          <w:bCs w:val="0"/>
+          <w:i w:val="0"/>
+          <w:iCs w:val="0"/>
+          <w:smallCaps w:val="0"/>
+          <w:strike w:val="0"/>
+          <w:color w:val="000000"/>
+          <w:sz w:val="36"/>
+          <w:szCs w:val="36"/>
+          <w:u w:val="none"/>
+          <w:shd w:fill="auto" w:val="clear"/>
+          <w:vertAlign w:val="baseline"/>
+          <w:rtl w:val="0"/>
+        </w:rPr>
+        <w:t xml:space="preserve">Quantized inference </w:t>
+      </w:r>
+    </w:p>
+    <w:p>
+      <w:pPr>
+        <w:keepNext w:val="0"/>
+        <w:keepLines w:val="0"/>
+        <w:pageBreakBefore w:val="0"/>
+        <w:widowControl w:val="0"/>
+        <w:pBdr>
+          <w:top w:space="0" w:sz="0" w:val="nil"/>
+          <w:left w:space="0" w:sz="0" w:val="nil"/>
+          <w:bottom w:space="0" w:sz="0" w:val="nil"/>
+          <w:right w:space="0" w:sz="0" w:val="nil"/>
+          <w:between w:space="0" w:sz="0" w:val="nil"/>
+        </w:pBdr>
+        <w:shd w:fill="auto" w:val="clear"/>
+        <w:spacing w:after="0" w:before="617.080078125" w:line="240" w:lineRule="auto"/>
+        <w:ind w:left="670.679988861084" w:right="0" w:firstLine="0"/>
+        <w:jc w:val="left"/>
+        <w:rPr>
+          <w:rFonts w:ascii="Malgun Gothic" w:cs="Malgun Gothic" w:eastAsia="Malgun Gothic" w:hAnsi="Malgun Gothic"/>
+          <w:b w:val="1"/>
+          <w:bCs w:val="1"/>
+          <w:i w:val="0"/>
+          <w:iCs w:val="0"/>
+          <w:smallCaps w:val="0"/>
+          <w:strike w:val="0"/>
+          <w:color w:val="000000"/>
+          <w:sz w:val="36"/>
+          <w:szCs w:val="36"/>
+          <w:u w:val="none"/>
+          <w:shd w:fill="auto" w:val="clear"/>
+          <w:vertAlign w:val="baseline"/>
+        </w:rPr>
+      </w:pPr>
+      <w:r>
+        <w:rPr>
+          <w:rFonts w:ascii="Malgun Gothic" w:cs="Malgun Gothic" w:eastAsia="Malgun Gothic" w:hAnsi="Malgun Gothic"/>
+          <w:b w:val="1"/>
+          <w:bCs w:val="1"/>
+          <w:i w:val="0"/>
+          <w:iCs w:val="0"/>
+          <w:smallCaps w:val="0"/>
+          <w:strike w:val="0"/>
+          <w:color w:val="000000"/>
+          <w:sz w:val="36"/>
+          <w:szCs w:val="36"/>
+          <w:u w:val="none"/>
+          <w:shd w:fill="auto" w:val="clear"/>
+          <w:vertAlign w:val="baseline"/>
+          <w:rtl w:val="0"/>
+        </w:rPr>
+        <w:t xml:space="preserve">2. Non-uniform Quantization </w:t>
+      </w:r>
+    </w:p>
+    <w:p>
+      <w:pPr>
+        <w:keepNext w:val="0"/>
+        <w:keepLines w:val="0"/>
+        <w:pageBreakBefore w:val="0"/>
+        <w:widowControl w:val="0"/>
+        <w:pBdr>
+          <w:top w:space="0" w:sz="0" w:val="nil"/>
+          <w:left w:space="0" w:sz="0" w:val="nil"/>
+          <w:bottom w:space="0" w:sz="0" w:val="nil"/>
+          <w:right w:space="0" w:sz="0" w:val="nil"/>
+          <w:between w:space="0" w:sz="0" w:val="nil"/>
+        </w:pBdr>
+        <w:shd w:fill="auto" w:val="clear"/>
+        <w:spacing w:after="0" w:before="98.280029296875" w:line="240" w:lineRule="auto"/>
+        <w:ind w:left="1368.1200218200684" w:right="0" w:firstLine="0"/>
+        <w:jc w:val="left"/>
+        <w:rPr>
+          <w:rFonts w:ascii="Malgun Gothic" w:cs="Malgun Gothic" w:eastAsia="Malgun Gothic" w:hAnsi="Malgun Gothic"/>
+          <w:b w:val="0"/>
+          <w:bCs w:val="0"/>
+          <w:i w:val="0"/>
+          <w:iCs w:val="0"/>
+          <w:smallCaps w:val="0"/>
+          <w:strike w:val="0"/>
+          <w:color w:val="000000"/>
+          <w:sz w:val="36"/>
+          <w:szCs w:val="36"/>
+          <w:u w:val="none"/>
+          <w:shd w:fill="auto" w:val="clear"/>
+          <w:vertAlign w:val="baseline"/>
+        </w:rPr>
+      </w:pPr>
+      <w:r>
+        <w:rPr>
+          <w:rFonts w:ascii="Arial" w:cs="Arial" w:eastAsia="Arial" w:hAnsi="Arial"/>
+          <w:b w:val="0"/>
+          <w:bCs w:val="0"/>
+          <w:i w:val="0"/>
+          <w:iCs w:val="0"/>
+          <w:smallCaps w:val="0"/>
+          <w:strike w:val="0"/>
+          <w:color w:val="000000"/>
+          <w:sz w:val="36"/>
+          <w:szCs w:val="36"/>
+          <w:u w:val="none"/>
+          <w:shd w:fill="auto" w:val="clear"/>
+          <w:vertAlign w:val="baseline"/>
+          <w:rtl w:val="0"/>
+        </w:rPr>
+        <w:t xml:space="preserve">– </w:t>
+      </w:r>
+      <w:r>
+        <w:rPr>
+          <w:rFonts w:ascii="Malgun Gothic" w:cs="Malgun Gothic" w:eastAsia="Malgun Gothic" w:hAnsi="Malgun Gothic"/>
+          <w:b w:val="0"/>
+          <w:bCs w:val="0"/>
+          <w:i w:val="0"/>
+          <w:iCs w:val="0"/>
+          <w:smallCaps w:val="0"/>
+          <w:strike w:val="0"/>
+          <w:color w:val="000000"/>
+          <w:sz w:val="36"/>
+          <w:szCs w:val="36"/>
+          <w:u w:val="none"/>
+          <w:shd w:fill="auto" w:val="clear"/>
+          <w:vertAlign w:val="baseline"/>
+          <w:rtl w:val="0"/>
+        </w:rPr>
+        <w:t xml:space="preserve">K-Means Quantization, Quantization-aware Training </w:t>
+      </w:r>
+    </w:p>
+    <w:p>
+      <w:pPr>
+        <w:keepNext w:val="0"/>
+        <w:keepLines w:val="0"/>
+        <w:pageBreakBefore w:val="0"/>
+        <w:widowControl w:val="0"/>
+        <w:pBdr>
+          <w:top w:space="0" w:sz="0" w:val="nil"/>
+          <w:left w:space="0" w:sz="0" w:val="nil"/>
+          <w:bottom w:space="0" w:sz="0" w:val="nil"/>
+          <w:right w:space="0" w:sz="0" w:val="nil"/>
+          <w:between w:space="0" w:sz="0" w:val="nil"/>
+        </w:pBdr>
+        <w:shd w:fill="auto" w:val="clear"/>
+        <w:spacing w:after="0" w:before="616.2399291992188" w:line="240" w:lineRule="auto"/>
+        <w:ind w:left="673.5941123962402" w:right="0" w:firstLine="0"/>
+        <w:jc w:val="left"/>
+        <w:rPr>
+          <w:rFonts w:ascii="Malgun Gothic" w:cs="Malgun Gothic" w:eastAsia="Malgun Gothic" w:hAnsi="Malgun Gothic"/>
+          <w:b w:val="1"/>
+          <w:bCs w:val="1"/>
+          <w:i w:val="0"/>
+          <w:iCs w:val="0"/>
+          <w:smallCaps w:val="0"/>
+          <w:strike w:val="0"/>
+          <w:color w:val="000000"/>
+          <w:sz w:val="36.04800033569336"/>
+          <w:szCs w:val="36.04800033569336"/>
+          <w:u w:val="none"/>
+          <w:shd w:fill="auto" w:val="clear"/>
+          <w:vertAlign w:val="baseline"/>
+        </w:rPr>
+      </w:pPr>
+      <w:r>
+        <w:rPr>
+          <w:rFonts w:ascii="Malgun Gothic" w:cs="Malgun Gothic" w:eastAsia="Malgun Gothic" w:hAnsi="Malgun Gothic"/>
+          <w:b w:val="1"/>
+          <w:bCs w:val="1"/>
+          <w:i w:val="0"/>
+          <w:iCs w:val="0"/>
+          <w:smallCaps w:val="0"/>
+          <w:strike w:val="0"/>
+          <w:color w:val="000000"/>
+          <w:sz w:val="36.04800033569336"/>
+          <w:szCs w:val="36.04800033569336"/>
+          <w:u w:val="none"/>
+          <w:shd w:fill="auto" w:val="clear"/>
+          <w:vertAlign w:val="baseline"/>
+          <w:rtl w:val="0"/>
+        </w:rPr>
+        <w:t xml:space="preserve">3. Quantization with PyTorch API </w:t>
+      </w:r>
+    </w:p>
+    <w:p>
+      <w:pPr>
+        <w:keepNext w:val="0"/>
+        <w:keepLines w:val="0"/>
+        <w:pageBreakBefore w:val="0"/>
+        <w:widowControl w:val="0"/>
+        <w:pBdr>
+          <w:top w:space="0" w:sz="0" w:val="nil"/>
+          <w:left w:space="0" w:sz="0" w:val="nil"/>
+          <w:bottom w:space="0" w:sz="0" w:val="nil"/>
+          <w:right w:space="0" w:sz="0" w:val="nil"/>
+          <w:between w:space="0" w:sz="0" w:val="nil"/>
+        </w:pBdr>
+        <w:shd w:fill="auto" w:val="clear"/>
+        <w:spacing w:after="0" w:before="98.6798095703125" w:line="240" w:lineRule="auto"/>
+        <w:ind w:left="1279.3199729919434" w:right="0" w:firstLine="0"/>
+        <w:jc w:val="left"/>
+        <w:rPr>
+          <w:rFonts w:ascii="Malgun Gothic" w:cs="Malgun Gothic" w:eastAsia="Malgun Gothic" w:hAnsi="Malgun Gothic"/>
+          <w:b w:val="0"/>
+          <w:bCs w:val="0"/>
+          <w:i w:val="0"/>
+          <w:iCs w:val="0"/>
+          <w:smallCaps w:val="0"/>
+          <w:strike w:val="0"/>
+          <w:color w:val="000000"/>
+          <w:sz w:val="36"/>
+          <w:szCs w:val="36"/>
+          <w:u w:val="none"/>
+          <w:shd w:fill="auto" w:val="clear"/>
+          <w:vertAlign w:val="baseline"/>
+        </w:rPr>
+      </w:pPr>
+      <w:r>
+        <w:rPr>
+          <w:rFonts w:ascii="Arial" w:cs="Arial" w:eastAsia="Arial" w:hAnsi="Arial"/>
+          <w:b w:val="0"/>
+          <w:bCs w:val="0"/>
+          <w:i w:val="0"/>
+          <w:iCs w:val="0"/>
+          <w:smallCaps w:val="0"/>
+          <w:strike w:val="0"/>
+          <w:color w:val="000000"/>
+          <w:sz w:val="36"/>
+          <w:szCs w:val="36"/>
+          <w:u w:val="none"/>
+          <w:shd w:fill="auto" w:val="clear"/>
+          <w:vertAlign w:val="baseline"/>
+          <w:rtl w:val="0"/>
+        </w:rPr>
+        <w:t xml:space="preserve">– </w:t>
+      </w:r>
+      <w:r>
+        <w:rPr>
+          <w:rFonts w:ascii="Malgun Gothic" w:cs="Malgun Gothic" w:eastAsia="Malgun Gothic" w:hAnsi="Malgun Gothic"/>
+          <w:b w:val="0"/>
+          <w:bCs w:val="0"/>
+          <w:i w:val="0"/>
+          <w:iCs w:val="0"/>
+          <w:smallCaps w:val="0"/>
+          <w:strike w:val="0"/>
+          <w:color w:val="000000"/>
+          <w:sz w:val="36"/>
+          <w:szCs w:val="36"/>
+          <w:u w:val="none"/>
+          <w:shd w:fill="auto" w:val="clear"/>
+          <w:vertAlign w:val="baseline"/>
+          <w:rtl w:val="0"/>
+        </w:rPr>
+        <w:t xml:space="preserve">Post-Training Quantization, Quantization Aware Training </w:t>
+      </w:r>
+    </w:p>
+    <w:p>
+      <w:pPr>
+        <w:keepNext w:val="0"/>
+        <w:keepLines w:val="0"/>
+        <w:pageBreakBefore w:val="0"/>
+        <w:widowControl w:val="0"/>
+        <w:pBdr>
+          <w:top w:space="0" w:sz="0" w:val="nil"/>
+          <w:left w:space="0" w:sz="0" w:val="nil"/>
+          <w:bottom w:space="0" w:sz="0" w:val="nil"/>
+          <w:right w:space="0" w:sz="0" w:val="nil"/>
+          <w:between w:space="0" w:sz="0" w:val="nil"/>
+        </w:pBdr>
+        <w:shd w:fill="auto" w:val="clear"/>
+        <w:spacing w:after="0" w:before="1030.4400634765625" w:line="240" w:lineRule="auto"/>
+        <w:ind w:left="0" w:right="0" w:firstLine="0"/>
+        <w:jc w:val="right"/>
+        <w:rPr>
+          <w:rFonts w:ascii="Tahoma" w:cs="Tahoma" w:eastAsia="Tahoma" w:hAnsi="Tahoma"/>
+          <w:b w:val="1"/>
+          <w:bCs w:val="1"/>
+          <w:i w:val="0"/>
+          <w:iCs w:val="0"/>
+          <w:smallCaps w:val="0"/>
+          <w:strike w:val="0"/>
+          <w:color w:val="a6a6a6"/>
+          <w:sz w:val="19.968000411987305"/>
+          <w:szCs w:val="19.968000411987305"/>
+          <w:u w:val="none"/>
+          <w:shd w:fill="auto" w:val="clear"/>
+          <w:vertAlign w:val="baseline"/>
+        </w:rPr>
+        <w:sectPr>
+          <w:pgSz w:h="8100" w:w="14400" w:orient="landscape"/>
+          <w:pgMar w:bottom="114.23999786376953" w:top="347.9998779296875" w:left="216.00000381469727" w:right="168.460693359375" w:header="0" w:footer="720"/>
+          <w:pgNumType w:start="1"/>
+        </w:sectPr>
+      </w:pPr>
+      <w:r>
+        <w:rPr>
+          <w:rFonts w:ascii="Tahoma" w:cs="Tahoma" w:eastAsia="Tahoma" w:hAnsi="Tahoma"/>
+          <w:b w:val="1"/>
+          <w:bCs w:val="1"/>
+          <w:i w:val="0"/>
+          <w:iCs w:val="0"/>
+          <w:smallCaps w:val="0"/>
+          <w:strike w:val="0"/>
+          <w:color w:val="a6a6a6"/>
+          <w:sz w:val="19.968000411987305"/>
+          <w:szCs w:val="19.968000411987305"/>
+          <w:u w:val="none"/>
+          <w:shd w:fill="auto" w:val="clear"/>
+          <w:vertAlign w:val="baseline"/>
+          <w:rtl w:val="0"/>
+        </w:rPr>
+        <w:t xml:space="preserve">Intelligent Embedded Systems Lab. @ SKKU </w:t>
+      </w:r>
+    </w:p>
+    <w:p>
+      <w:pPr>
+        <w:keepNext w:val="0"/>
+        <w:keepLines w:val="0"/>
+        <w:pageBreakBefore w:val="0"/>
+        <w:widowControl w:val="0"/>
+        <w:pBdr>
+          <w:top w:space="0" w:sz="0" w:val="nil"/>
+          <w:left w:space="0" w:sz="0" w:val="nil"/>
+          <w:bottom w:space="0" w:sz="0" w:val="nil"/>
+          <w:right w:space="0" w:sz="0" w:val="nil"/>
+          <w:between w:space="0" w:sz="0" w:val="nil"/>
+        </w:pBdr>
+        <w:shd w:fill="auto" w:val="clear"/>
+        <w:spacing w:after="0" w:before="0" w:line="231.28262042999268" w:lineRule="auto"/>
+        <w:ind w:left="0" w:right="0" w:firstLine="0"/>
+        <w:jc w:val="left"/>
+        <w:rPr>
+          <w:rFonts w:ascii="Tahoma" w:cs="Tahoma" w:eastAsia="Tahoma" w:hAnsi="Tahoma"/>
+          <w:b w:val="1"/>
+          <w:bCs w:val="1"/>
+          <w:i w:val="0"/>
+          <w:iCs w:val="0"/>
+          <w:smallCaps w:val="0"/>
+          <w:strike w:val="0"/>
+          <w:color w:val="3a3a3a"/>
+          <w:sz w:val="22.079999923706055"/>
+          <w:szCs w:val="22.079999923706055"/>
+          <w:u w:val="none"/>
+          <w:shd w:fill="auto" w:val="clear"/>
+          <w:vertAlign w:val="baseline"/>
+        </w:rPr>
+      </w:pPr>
+      <w:r>
+        <w:rPr>
+          <w:rFonts w:ascii="Malgun Gothic" w:cs="Malgun Gothic" w:eastAsia="Malgun Gothic" w:hAnsi="Malgun Gothic"/>
+          <w:b w:val="1"/>
+          <w:bCs w:val="1"/>
+          <w:i w:val="0"/>
+          <w:iCs w:val="0"/>
+          <w:smallCaps w:val="0"/>
+          <w:strike w:val="0"/>
+          <w:color w:val="000000"/>
+          <w:sz w:val="60"/>
+          <w:szCs w:val="60"/>
+          <w:u w:val="none"/>
+          <w:shd w:fill="auto" w:val="clear"/>
+          <w:vertAlign w:val="baseline"/>
+          <w:rtl w:val="0"/>
+        </w:rPr>
+        <w:t xml:space="preserve">Linear Quantization </w:t>
+      </w:r>
+      <w:r>
+        <w:rPr>
+          <w:rFonts w:ascii="Tahoma" w:cs="Tahoma" w:eastAsia="Tahoma" w:hAnsi="Tahoma"/>
+          <w:b w:val="1"/>
+          <w:bCs w:val="1"/>
+          <w:i w:val="0"/>
+          <w:iCs w:val="0"/>
+          <w:smallCaps w:val="0"/>
+          <w:strike w:val="0"/>
+          <w:color w:val="ffffff"/>
+          <w:sz w:val="60"/>
+          <w:szCs w:val="60"/>
+          <w:u w:val="none"/>
+          <w:shd w:fill="auto" w:val="clear"/>
+          <w:vertAlign w:val="superscript"/>
+          <w:rtl w:val="0"/>
+        </w:rPr>
+        <w:t xml:space="preserve">3</w:t>
+      </w:r>
+      <w:r>
+        <w:rPr>
+          <w:rFonts w:ascii="Tahoma" w:cs="Tahoma" w:eastAsia="Tahoma" w:hAnsi="Tahoma"/>
+          <w:b w:val="1"/>
+          <w:bCs w:val="1"/>
+          <w:i w:val="0"/>
+          <w:iCs w:val="0"/>
+          <w:smallCaps w:val="0"/>
+          <w:strike w:val="0"/>
+          <w:color w:val="ffffff"/>
+          <w:sz w:val="60"/>
+          <w:szCs w:val="60"/>
+          <w:u w:val="none"/>
+          <w:shd w:fill="auto" w:val="clear"/>
+          <w:vertAlign w:val="superscript"/>
         </w:rPr>
         <w:drawing>
           <wp:inline distB="19050" distT="19050" distL="19050" distR="19050">
-            <wp:extent cx="8164068" cy="119035"/>
+            <wp:extent cx="7732776" cy="119035"/>
             <wp:effectExtent b="0" l="0" r="0" t="0"/>
-            <wp:docPr id="89" name="image85.png"/>
+            <wp:docPr id="83" name="image80.png"/>
             <a:graphic>
               <a:graphicData uri="http://schemas.openxmlformats.org/drawingml/2006/picture">
                 <pic:pic>
                   <pic:nvPicPr>
-                    <pic:cNvPr id="0" name="image85.png"/>
+                    <pic:cNvPr id="0" name="image80.png"/>
                     <pic:cNvPicPr preferRelativeResize="0"/>
                   </pic:nvPicPr>
                   <pic:blipFill>
-                    <a:blip r:embed="rId7"/>
+                    <a:blip r:embed="rId6"/>
                     <a:srcRect b="0" l="0" r="0" t="0"/>
                     <a:stretch>
                       <a:fillRect/>
@@ -334,7 +1506,7 @@
                   <pic:spPr>
                     <a:xfrm>
                       <a:off x="0" y="0"/>
-                      <a:ext cx="8164068" cy="119035"/>
+                      <a:ext cx="7732776" cy="119035"/>
                     </a:xfrm>
                     <a:prstGeom prst="rect"/>
                     <a:ln/>
@@ -347,22 +1519,172 @@
       </w:r>
       <w:r>
         <w:rPr>
-          <w:rFonts w:ascii="Malgun Gothic" w:cs="Malgun Gothic" w:eastAsia="Malgun Gothic" w:hAnsi="Malgun Gothic"/>
-          <w:b w:val="0"/>
-          <w:bCs w:val="0"/>
-          <w:i w:val="0"/>
-          <w:iCs w:val="0"/>
-          <w:smallCaps w:val="0"/>
-          <w:strike w:val="0"/>
-          <w:color w:val="595959"/>
-          <w:sz w:val="31.920000076293945"/>
-          <w:szCs w:val="31.920000076293945"/>
-          <w:u w:val="none"/>
-          <w:shd w:fill="auto" w:val="clear"/>
-          <w:vertAlign w:val="baseline"/>
-          <w:rtl w:val="0"/>
-        </w:rPr>
-        <w:t xml:space="preserve">Dongkun Shin </w:t>
+          <w:rFonts w:ascii="Tahoma" w:cs="Tahoma" w:eastAsia="Tahoma" w:hAnsi="Tahoma"/>
+          <w:b w:val="1"/>
+          <w:bCs w:val="1"/>
+          <w:i w:val="0"/>
+          <w:iCs w:val="0"/>
+          <w:smallCaps w:val="0"/>
+          <w:strike w:val="0"/>
+          <w:color w:val="3a3a3a"/>
+          <w:sz w:val="22.079999923706055"/>
+          <w:szCs w:val="22.079999923706055"/>
+          <w:u w:val="none"/>
+          <w:shd w:fill="auto" w:val="clear"/>
+          <w:vertAlign w:val="baseline"/>
+          <w:rtl w:val="0"/>
+        </w:rPr>
+        <w:t xml:space="preserve">33 </w:t>
+      </w:r>
+      <w:r>
+        <w:rPr>
+          <w:rFonts w:ascii="Tahoma" w:cs="Tahoma" w:eastAsia="Tahoma" w:hAnsi="Tahoma"/>
+          <w:b w:val="1"/>
+          <w:bCs w:val="1"/>
+          <w:i w:val="0"/>
+          <w:iCs w:val="0"/>
+          <w:smallCaps w:val="0"/>
+          <w:strike w:val="0"/>
+          <w:color w:val="3a3a3a"/>
+          <w:sz w:val="22.079999923706055"/>
+          <w:szCs w:val="22.079999923706055"/>
+          <w:u w:val="none"/>
+          <w:shd w:fill="auto" w:val="clear"/>
+          <w:vertAlign w:val="baseline"/>
+        </w:rPr>
+        <w:drawing>
+          <wp:inline distB="19050" distT="19050" distL="19050" distR="19050">
+            <wp:extent cx="6448425" cy="371894"/>
+            <wp:effectExtent b="0" l="0" r="0" t="0"/>
+            <wp:docPr id="86" name="image93.png"/>
+            <a:graphic>
+              <a:graphicData uri="http://schemas.openxmlformats.org/drawingml/2006/picture">
+                <pic:pic>
+                  <pic:nvPicPr>
+                    <pic:cNvPr id="0" name="image93.png"/>
+                    <pic:cNvPicPr preferRelativeResize="0"/>
+                  </pic:nvPicPr>
+                  <pic:blipFill>
+                    <a:blip r:embed="rId9"/>
+                    <a:srcRect b="0" l="0" r="0" t="0"/>
+                    <a:stretch>
+                      <a:fillRect/>
+                    </a:stretch>
+                  </pic:blipFill>
+                  <pic:spPr>
+                    <a:xfrm>
+                      <a:off x="0" y="0"/>
+                      <a:ext cx="6448425" cy="371894"/>
+                    </a:xfrm>
+                    <a:prstGeom prst="rect"/>
+                    <a:ln/>
+                  </pic:spPr>
+                </pic:pic>
+              </a:graphicData>
+            </a:graphic>
+          </wp:inline>
+        </w:drawing>
+      </w:r>
+      <w:r>
+        <w:rPr>
+          <w:rtl w:val="0"/>
+        </w:rPr>
+      </w:r>
+    </w:p>
+    <w:p>
+      <w:pPr>
+        <w:keepNext w:val="0"/>
+        <w:keepLines w:val="0"/>
+        <w:pageBreakBefore w:val="0"/>
+        <w:widowControl w:val="0"/>
+        <w:pBdr>
+          <w:top w:space="0" w:sz="0" w:val="nil"/>
+          <w:left w:space="0" w:sz="0" w:val="nil"/>
+          <w:bottom w:space="0" w:sz="0" w:val="nil"/>
+          <w:right w:space="0" w:sz="0" w:val="nil"/>
+          <w:between w:space="0" w:sz="0" w:val="nil"/>
+        </w:pBdr>
+        <w:shd w:fill="auto" w:val="clear"/>
+        <w:spacing w:after="0" w:before="342.74658203125" w:line="199.92000102996826" w:lineRule="auto"/>
+        <w:ind w:left="0" w:right="0" w:firstLine="0"/>
+        <w:jc w:val="left"/>
+        <w:rPr>
+          <w:rFonts w:ascii="Tahoma" w:cs="Tahoma" w:eastAsia="Tahoma" w:hAnsi="Tahoma"/>
+          <w:b w:val="1"/>
+          <w:bCs w:val="1"/>
+          <w:i w:val="0"/>
+          <w:iCs w:val="0"/>
+          <w:smallCaps w:val="0"/>
+          <w:strike w:val="0"/>
+          <w:color w:val="3a3a3a"/>
+          <w:sz w:val="22.079999923706055"/>
+          <w:szCs w:val="22.079999923706055"/>
+          <w:u w:val="none"/>
+          <w:shd w:fill="auto" w:val="clear"/>
+          <w:vertAlign w:val="baseline"/>
+        </w:rPr>
+        <w:sectPr>
+          <w:type w:val="continuous"/>
+          <w:pgSz w:h="8100" w:w="14400" w:orient="landscape"/>
+          <w:pgMar w:bottom="114.23999786376953" w:top="347.9998779296875" w:left="1440" w:right="1440" w:header="0" w:footer="720"/>
+          <w:cols w:equalWidth="0" w:num="1">
+            <w:col w:space="0" w:w="11520"/>
+          </w:cols>
+        </w:sectPr>
+      </w:pPr>
+      <w:r>
+        <w:rPr>
+          <w:rFonts w:ascii="Tahoma" w:cs="Tahoma" w:eastAsia="Tahoma" w:hAnsi="Tahoma"/>
+          <w:b w:val="1"/>
+          <w:bCs w:val="1"/>
+          <w:i w:val="0"/>
+          <w:iCs w:val="0"/>
+          <w:smallCaps w:val="0"/>
+          <w:strike w:val="0"/>
+          <w:color w:val="3a3a3a"/>
+          <w:sz w:val="22.079999923706055"/>
+          <w:szCs w:val="22.079999923706055"/>
+          <w:u w:val="none"/>
+          <w:shd w:fill="auto" w:val="clear"/>
+          <w:vertAlign w:val="baseline"/>
+        </w:rPr>
+        <w:drawing>
+          <wp:inline distB="19050" distT="19050" distL="19050" distR="19050">
+            <wp:extent cx="8052944" cy="3286125"/>
+            <wp:effectExtent b="0" l="0" r="0" t="0"/>
+            <wp:docPr id="85" name="image87.png"/>
+            <a:graphic>
+              <a:graphicData uri="http://schemas.openxmlformats.org/drawingml/2006/picture">
+                <pic:pic>
+                  <pic:nvPicPr>
+                    <pic:cNvPr id="0" name="image87.png"/>
+                    <pic:cNvPicPr preferRelativeResize="0"/>
+                  </pic:nvPicPr>
+                  <pic:blipFill>
+                    <a:blip r:embed="rId10"/>
+                    <a:srcRect b="0" l="0" r="0" t="0"/>
+                    <a:stretch>
+                      <a:fillRect/>
+                    </a:stretch>
+                  </pic:blipFill>
+                  <pic:spPr>
+                    <a:xfrm>
+                      <a:off x="0" y="0"/>
+                      <a:ext cx="8052944" cy="3286125"/>
+                    </a:xfrm>
+                    <a:prstGeom prst="rect"/>
+                    <a:ln/>
+                  </pic:spPr>
+                </pic:pic>
+              </a:graphicData>
+            </a:graphic>
+          </wp:inline>
+        </w:drawing>
+      </w:r>
+      <w:r>
+        <w:rPr>
+          <w:rtl w:val="0"/>
+        </w:rPr>
       </w:r>
     </w:p>
     <w:p>
@@ -381,41 +1703,49 @@
         <w:shd w:fill="auto" w:val="clear"/>
         <w:spacing w:after="0" w:before="0" w:line="240" w:lineRule="auto"/>
         <w:ind w:left="0" w:right="0" w:firstLine="0"/>
-        <w:jc w:val="center"/>
-        <w:rPr>
-          <w:rFonts w:ascii="Malgun Gothic" w:cs="Malgun Gothic" w:eastAsia="Malgun Gothic" w:hAnsi="Malgun Gothic"/>
-          <w:b w:val="0"/>
-          <w:bCs w:val="0"/>
-          <w:i w:val="0"/>
-          <w:iCs w:val="0"/>
-          <w:smallCaps w:val="0"/>
-          <w:strike w:val="0"/>
-          <w:color w:val="595959"/>
-          <w:sz w:val="31.920000076293945"/>
-          <w:szCs w:val="31.920000076293945"/>
-          <w:u w:val="none"/>
-          <w:shd w:fill="auto" w:val="clear"/>
-          <w:vertAlign w:val="baseline"/>
-        </w:rPr>
+        <w:jc w:val="right"/>
+        <w:rPr>
+          <w:rFonts w:ascii="Tahoma" w:cs="Tahoma" w:eastAsia="Tahoma" w:hAnsi="Tahoma"/>
+          <w:b w:val="1"/>
+          <w:bCs w:val="1"/>
+          <w:i w:val="0"/>
+          <w:iCs w:val="0"/>
+          <w:smallCaps w:val="0"/>
+          <w:strike w:val="0"/>
+          <w:color w:val="a6a6a6"/>
+          <w:sz w:val="19.968000411987305"/>
+          <w:szCs w:val="19.968000411987305"/>
+          <w:u w:val="none"/>
+          <w:shd w:fill="auto" w:val="clear"/>
+          <w:vertAlign w:val="baseline"/>
+        </w:rPr>
+        <w:sectPr>
+          <w:type w:val="continuous"/>
+          <w:pgSz w:h="8100" w:w="14400" w:orient="landscape"/>
+          <w:pgMar w:bottom="114.23999786376953" w:top="347.9998779296875" w:left="216.00000381469727" w:right="168.460693359375" w:header="0" w:footer="720"/>
+          <w:cols w:equalWidth="0" w:num="1">
+            <w:col w:space="0" w:w="14015.539302825928"/>
+          </w:cols>
+        </w:sectPr>
       </w:pPr>
       <w:r>
         <w:rPr>
-          <w:rFonts w:ascii="Malgun Gothic" w:cs="Malgun Gothic" w:eastAsia="Malgun Gothic" w:hAnsi="Malgun Gothic"/>
-          <w:b w:val="0"/>
-          <w:bCs w:val="0"/>
-          <w:i w:val="0"/>
-          <w:iCs w:val="0"/>
-          <w:smallCaps w:val="0"/>
-          <w:strike w:val="0"/>
-          <w:color w:val="595959"/>
-          <w:sz w:val="31.920000076293945"/>
-          <w:szCs w:val="31.920000076293945"/>
-          <w:u w:val="none"/>
-          <w:shd w:fill="auto" w:val="clear"/>
-          <w:vertAlign w:val="baseline"/>
-          <w:rtl w:val="0"/>
-        </w:rPr>
-        <w:t xml:space="preserve">Intelligent Embedded Systems Lab. </w:t>
+          <w:rFonts w:ascii="Tahoma" w:cs="Tahoma" w:eastAsia="Tahoma" w:hAnsi="Tahoma"/>
+          <w:b w:val="1"/>
+          <w:bCs w:val="1"/>
+          <w:i w:val="0"/>
+          <w:iCs w:val="0"/>
+          <w:smallCaps w:val="0"/>
+          <w:strike w:val="0"/>
+          <w:color w:val="a6a6a6"/>
+          <w:sz w:val="19.968000411987305"/>
+          <w:szCs w:val="19.968000411987305"/>
+          <w:u w:val="none"/>
+          <w:shd w:fill="auto" w:val="clear"/>
+          <w:vertAlign w:val="baseline"/>
+          <w:rtl w:val="0"/>
+        </w:rPr>
+        <w:t xml:space="preserve">Intelligent Embedded Systems Lab. @ SKKU </w:t>
       </w:r>
     </w:p>
     <w:p>
@@ -432,307 +1762,7 @@
           <w:between w:space="0" w:sz="0" w:val="nil"/>
         </w:pBdr>
         <w:shd w:fill="auto" w:val="clear"/>
-        <w:spacing w:after="0" w:before="11.4935302734375" w:line="240" w:lineRule="auto"/>
-        <w:ind w:left="0" w:right="0" w:firstLine="0"/>
-        <w:jc w:val="center"/>
-        <w:rPr>
-          <w:rFonts w:ascii="Malgun Gothic" w:cs="Malgun Gothic" w:eastAsia="Malgun Gothic" w:hAnsi="Malgun Gothic"/>
-          <w:b w:val="0"/>
-          <w:bCs w:val="0"/>
-          <w:i w:val="0"/>
-          <w:iCs w:val="0"/>
-          <w:smallCaps w:val="0"/>
-          <w:strike w:val="0"/>
-          <w:color w:val="595959"/>
-          <w:sz w:val="31.920000076293945"/>
-          <w:szCs w:val="31.920000076293945"/>
-          <w:u w:val="none"/>
-          <w:shd w:fill="auto" w:val="clear"/>
-          <w:vertAlign w:val="baseline"/>
-        </w:rPr>
-      </w:pPr>
-      <w:r>
-        <w:rPr>
-          <w:rFonts w:ascii="Malgun Gothic" w:cs="Malgun Gothic" w:eastAsia="Malgun Gothic" w:hAnsi="Malgun Gothic"/>
-          <w:b w:val="0"/>
-          <w:bCs w:val="0"/>
-          <w:i w:val="0"/>
-          <w:iCs w:val="0"/>
-          <w:smallCaps w:val="0"/>
-          <w:strike w:val="0"/>
-          <w:color w:val="595959"/>
-          <w:sz w:val="31.920000076293945"/>
-          <w:szCs w:val="31.920000076293945"/>
-          <w:u w:val="none"/>
-          <w:shd w:fill="auto" w:val="clear"/>
-          <w:vertAlign w:val="baseline"/>
-          <w:rtl w:val="0"/>
-        </w:rPr>
-        <w:t xml:space="preserve">Sungkyunkwan University </w:t>
-      </w:r>
-    </w:p>
-    <w:p>
-      <w:pPr>
-        <w:keepNext w:val="0"/>
-        <w:keepLines w:val="0"/>
-        <w:pageBreakBefore w:val="0"/>
-        <w:widowControl w:val="0"/>
-        <w:pBdr>
-          <w:top w:space="0" w:sz="0" w:val="nil"/>
-          <w:left w:space="0" w:sz="0" w:val="nil"/>
-          <w:bottom w:space="0" w:sz="0" w:val="nil"/>
-          <w:right w:space="0" w:sz="0" w:val="nil"/>
-          <w:between w:space="0" w:sz="0" w:val="nil"/>
-        </w:pBdr>
-        <w:shd w:fill="auto" w:val="clear"/>
-        <w:spacing w:after="0" w:before="125.29754638671875" w:line="240" w:lineRule="auto"/>
-        <w:ind w:left="0" w:right="0" w:firstLine="0"/>
-        <w:jc w:val="center"/>
-        <w:rPr>
-          <w:rFonts w:ascii="Malgun Gothic" w:cs="Malgun Gothic" w:eastAsia="Malgun Gothic" w:hAnsi="Malgun Gothic"/>
-          <w:b w:val="0"/>
-          <w:bCs w:val="0"/>
-          <w:i w:val="0"/>
-          <w:iCs w:val="0"/>
-          <w:smallCaps w:val="0"/>
-          <w:strike w:val="0"/>
-          <w:color w:val="595959"/>
-          <w:sz w:val="31.920000076293945"/>
-          <w:szCs w:val="31.920000076293945"/>
-          <w:u w:val="none"/>
-          <w:shd w:fill="auto" w:val="clear"/>
-          <w:vertAlign w:val="baseline"/>
-        </w:rPr>
-      </w:pPr>
-      <w:r>
-        <w:rPr>
-          <w:rFonts w:ascii="Malgun Gothic" w:cs="Malgun Gothic" w:eastAsia="Malgun Gothic" w:hAnsi="Malgun Gothic"/>
-          <w:b w:val="0"/>
-          <w:bCs w:val="0"/>
-          <w:i w:val="0"/>
-          <w:iCs w:val="0"/>
-          <w:smallCaps w:val="0"/>
-          <w:strike w:val="0"/>
-          <w:color w:val="595959"/>
-          <w:sz w:val="31.920000076293945"/>
-          <w:szCs w:val="31.920000076293945"/>
-          <w:u w:val="none"/>
-          <w:shd w:fill="auto" w:val="clear"/>
-          <w:vertAlign w:val="baseline"/>
-        </w:rPr>
-        <w:drawing>
-          <wp:inline distB="19050" distT="19050" distL="19050" distR="19050">
-            <wp:extent cx="5283707" cy="119035"/>
-            <wp:effectExtent b="0" l="0" r="0" t="0"/>
-            <wp:docPr id="88" name="image93.png"/>
-            <a:graphic>
-              <a:graphicData uri="http://schemas.openxmlformats.org/drawingml/2006/picture">
-                <pic:pic>
-                  <pic:nvPicPr>
-                    <pic:cNvPr id="0" name="image93.png"/>
-                    <pic:cNvPicPr preferRelativeResize="0"/>
-                  </pic:nvPicPr>
-                  <pic:blipFill>
-                    <a:blip r:embed="rId8"/>
-                    <a:srcRect b="0" l="0" r="0" t="0"/>
-                    <a:stretch>
-                      <a:fillRect/>
-                    </a:stretch>
-                  </pic:blipFill>
-                  <pic:spPr>
-                    <a:xfrm>
-                      <a:off x="0" y="0"/>
-                      <a:ext cx="5283707" cy="119035"/>
-                    </a:xfrm>
-                    <a:prstGeom prst="rect"/>
-                    <a:ln/>
-                  </pic:spPr>
-                </pic:pic>
-              </a:graphicData>
-            </a:graphic>
-          </wp:inline>
-        </w:drawing>
-      </w:r>
-      <w:r>
-        <w:rPr>
-          <w:rtl w:val="0"/>
-        </w:rPr>
-      </w:r>
-    </w:p>
-    <w:p>
-      <w:pPr>
-        <w:keepNext w:val="0"/>
-        <w:keepLines w:val="0"/>
-        <w:pageBreakBefore w:val="0"/>
-        <w:widowControl w:val="0"/>
-        <w:pBdr>
-          <w:top w:space="0" w:sz="0" w:val="nil"/>
-          <w:left w:space="0" w:sz="0" w:val="nil"/>
-          <w:bottom w:space="0" w:sz="0" w:val="nil"/>
-          <w:right w:space="0" w:sz="0" w:val="nil"/>
-          <w:between w:space="0" w:sz="0" w:val="nil"/>
-        </w:pBdr>
-        <w:shd w:fill="auto" w:val="clear"/>
-        <w:spacing w:after="0" w:before="1622.5149536132812" w:line="240" w:lineRule="auto"/>
-        <w:ind w:left="0" w:right="0" w:firstLine="0"/>
-        <w:jc w:val="right"/>
-        <w:rPr>
-          <w:rFonts w:ascii="Tahoma" w:cs="Tahoma" w:eastAsia="Tahoma" w:hAnsi="Tahoma"/>
-          <w:b w:val="1"/>
-          <w:bCs w:val="1"/>
-          <w:i w:val="0"/>
-          <w:iCs w:val="0"/>
-          <w:smallCaps w:val="0"/>
-          <w:strike w:val="0"/>
-          <w:color w:val="a6a6a6"/>
-          <w:sz w:val="19.968000411987305"/>
-          <w:szCs w:val="19.968000411987305"/>
-          <w:u w:val="none"/>
-          <w:shd w:fill="auto" w:val="clear"/>
-          <w:vertAlign w:val="baseline"/>
-        </w:rPr>
-      </w:pPr>
-      <w:r>
-        <w:rPr>
-          <w:rFonts w:ascii="Tahoma" w:cs="Tahoma" w:eastAsia="Tahoma" w:hAnsi="Tahoma"/>
-          <w:b w:val="1"/>
-          <w:bCs w:val="1"/>
-          <w:i w:val="0"/>
-          <w:iCs w:val="0"/>
-          <w:smallCaps w:val="0"/>
-          <w:strike w:val="0"/>
-          <w:color w:val="a6a6a6"/>
-          <w:sz w:val="19.968000411987305"/>
-          <w:szCs w:val="19.968000411987305"/>
-          <w:u w:val="none"/>
-          <w:shd w:fill="auto" w:val="clear"/>
-          <w:vertAlign w:val="baseline"/>
-          <w:rtl w:val="0"/>
-        </w:rPr>
-        <w:t xml:space="preserve">Intelligent Embedded Systems Lab. @ SKKU </w:t>
-      </w:r>
-    </w:p>
-    <w:p>
-      <w:pPr>
-        <w:keepNext w:val="0"/>
-        <w:keepLines w:val="0"/>
-        <w:pageBreakBefore w:val="0"/>
-        <w:widowControl w:val="0"/>
-        <w:pBdr>
-          <w:top w:space="0" w:sz="0" w:val="nil"/>
-          <w:left w:space="0" w:sz="0" w:val="nil"/>
-          <w:bottom w:space="0" w:sz="0" w:val="nil"/>
-          <w:right w:space="0" w:sz="0" w:val="nil"/>
-          <w:between w:space="0" w:sz="0" w:val="nil"/>
-        </w:pBdr>
-        <w:shd w:fill="auto" w:val="clear"/>
-        <w:spacing w:after="0" w:before="0" w:line="240" w:lineRule="auto"/>
-        <w:ind w:left="289.4400215148926" w:right="0" w:firstLine="0"/>
-        <w:jc w:val="left"/>
-        <w:rPr>
-          <w:rFonts w:ascii="Malgun Gothic" w:cs="Malgun Gothic" w:eastAsia="Malgun Gothic" w:hAnsi="Malgun Gothic"/>
-          <w:b w:val="1"/>
-          <w:bCs w:val="1"/>
-          <w:i w:val="0"/>
-          <w:iCs w:val="0"/>
-          <w:smallCaps w:val="0"/>
-          <w:strike w:val="0"/>
-          <w:color w:val="000000"/>
-          <w:sz w:val="60"/>
-          <w:szCs w:val="60"/>
-          <w:u w:val="none"/>
-          <w:shd w:fill="auto" w:val="clear"/>
-          <w:vertAlign w:val="baseline"/>
-        </w:rPr>
-      </w:pPr>
-      <w:r>
-        <w:rPr>
-          <w:rFonts w:ascii="Malgun Gothic" w:cs="Malgun Gothic" w:eastAsia="Malgun Gothic" w:hAnsi="Malgun Gothic"/>
-          <w:b w:val="1"/>
-          <w:bCs w:val="1"/>
-          <w:i w:val="0"/>
-          <w:iCs w:val="0"/>
-          <w:smallCaps w:val="0"/>
-          <w:strike w:val="0"/>
-          <w:color w:val="000000"/>
-          <w:sz w:val="60"/>
-          <w:szCs w:val="60"/>
-          <w:u w:val="none"/>
-          <w:shd w:fill="auto" w:val="clear"/>
-          <w:vertAlign w:val="baseline"/>
-          <w:rtl w:val="0"/>
-        </w:rPr>
-        <w:t xml:space="preserve">Overview</w:t>
-      </w:r>
-    </w:p>
-    <w:p>
-      <w:pPr>
-        <w:keepNext w:val="0"/>
-        <w:keepLines w:val="0"/>
-        <w:pageBreakBefore w:val="0"/>
-        <w:widowControl w:val="0"/>
-        <w:pBdr>
-          <w:top w:space="0" w:sz="0" w:val="nil"/>
-          <w:left w:space="0" w:sz="0" w:val="nil"/>
-          <w:bottom w:space="0" w:sz="0" w:val="nil"/>
-          <w:right w:space="0" w:sz="0" w:val="nil"/>
-          <w:between w:space="0" w:sz="0" w:val="nil"/>
-        </w:pBdr>
-        <w:shd w:fill="auto" w:val="clear"/>
-        <w:spacing w:after="0" w:before="0" w:line="240" w:lineRule="auto"/>
-        <w:ind w:left="0" w:right="933.218994140625" w:firstLine="0"/>
-        <w:jc w:val="right"/>
-        <w:rPr>
-          <w:rFonts w:ascii="Tahoma" w:cs="Tahoma" w:eastAsia="Tahoma" w:hAnsi="Tahoma"/>
-          <w:b w:val="1"/>
-          <w:bCs w:val="1"/>
-          <w:i w:val="0"/>
-          <w:iCs w:val="0"/>
-          <w:smallCaps w:val="0"/>
-          <w:strike w:val="0"/>
-          <w:color w:val="ffffff"/>
-          <w:sz w:val="36"/>
-          <w:szCs w:val="36"/>
-          <w:u w:val="none"/>
-          <w:shd w:fill="auto" w:val="clear"/>
-          <w:vertAlign w:val="baseline"/>
-        </w:rPr>
-      </w:pPr>
-      <w:r>
-        <w:rPr>
-          <w:rFonts w:ascii="Tahoma" w:cs="Tahoma" w:eastAsia="Tahoma" w:hAnsi="Tahoma"/>
-          <w:b w:val="1"/>
-          <w:bCs w:val="1"/>
-          <w:i w:val="0"/>
-          <w:iCs w:val="0"/>
-          <w:smallCaps w:val="0"/>
-          <w:strike w:val="0"/>
-          <w:color w:val="ffffff"/>
-          <w:sz w:val="36"/>
-          <w:szCs w:val="36"/>
-          <w:u w:val="none"/>
-          <w:shd w:fill="auto" w:val="clear"/>
-          <w:vertAlign w:val="baseline"/>
-          <w:rtl w:val="0"/>
-        </w:rPr>
-        <w:t xml:space="preserve">2 </w:t>
-      </w:r>
-    </w:p>
-    <w:p>
-      <w:pPr>
-        <w:keepNext w:val="0"/>
-        <w:keepLines w:val="0"/>
-        <w:pageBreakBefore w:val="0"/>
-        <w:widowControl w:val="0"/>
-        <w:pBdr>
-          <w:top w:space="0" w:sz="0" w:val="nil"/>
-          <w:left w:space="0" w:sz="0" w:val="nil"/>
-          <w:bottom w:space="0" w:sz="0" w:val="nil"/>
-          <w:right w:space="0" w:sz="0" w:val="nil"/>
-          <w:between w:space="0" w:sz="0" w:val="nil"/>
-        </w:pBdr>
-        <w:shd w:fill="auto" w:val="clear"/>
-        <w:spacing w:after="0" w:before="143.87939453125" w:line="240" w:lineRule="auto"/>
+        <w:spacing w:after="0" w:before="0" w:line="234.1728687286377" w:lineRule="auto"/>
         <w:ind w:left="0" w:right="0" w:firstLine="0"/>
         <w:jc w:val="left"/>
         <w:rPr>
@@ -753,6 +1783,25 @@
       </w:pPr>
       <w:r>
         <w:rPr>
+          <w:rFonts w:ascii="Malgun Gothic" w:cs="Malgun Gothic" w:eastAsia="Malgun Gothic" w:hAnsi="Malgun Gothic"/>
+          <w:b w:val="1"/>
+          <w:bCs w:val="1"/>
+          <w:i w:val="0"/>
+          <w:iCs w:val="0"/>
+          <w:smallCaps w:val="0"/>
+          <w:strike w:val="0"/>
+          <w:color w:val="000000"/>
+          <w:sz w:val="60"/>
+          <w:szCs w:val="60"/>
+          <w:u w:val="none"/>
+          <w:shd w:fill="auto" w:val="clear"/>
+          <w:vertAlign w:val="baseline"/>
+          <w:rtl w:val="0"/>
+        </w:rPr>
+        <w:t xml:space="preserve">Linear Quantization </w:t>
+      </w:r>
+      <w:r>
+        <w:rPr>
           <w:rFonts w:ascii="Tahoma" w:cs="Tahoma" w:eastAsia="Tahoma" w:hAnsi="Tahoma"/>
           <w:b w:val="1"/>
           <w:bCs w:val="1"/>
@@ -761,17 +1810,36 @@
           <w:smallCaps w:val="0"/>
           <w:strike w:val="0"/>
           <w:color w:val="ffffff"/>
-          <w:sz w:val="36"/>
-          <w:szCs w:val="36"/>
-          <w:u w:val="none"/>
-          <w:shd w:fill="auto" w:val="clear"/>
-          <w:vertAlign w:val="baseline"/>
+          <w:sz w:val="60"/>
+          <w:szCs w:val="60"/>
+          <w:u w:val="none"/>
+          <w:shd w:fill="auto" w:val="clear"/>
+          <w:vertAlign w:val="superscript"/>
+          <w:rtl w:val="0"/>
+        </w:rPr>
+        <w:t xml:space="preserve">4</w:t>
+      </w:r>
+      <w:r>
+        <w:rPr>
+          <w:rFonts w:ascii="Tahoma" w:cs="Tahoma" w:eastAsia="Tahoma" w:hAnsi="Tahoma"/>
+          <w:b w:val="1"/>
+          <w:bCs w:val="1"/>
+          <w:i w:val="0"/>
+          <w:iCs w:val="0"/>
+          <w:smallCaps w:val="0"/>
+          <w:strike w:val="0"/>
+          <w:color w:val="ffffff"/>
+          <w:sz w:val="60"/>
+          <w:szCs w:val="60"/>
+          <w:u w:val="none"/>
+          <w:shd w:fill="auto" w:val="clear"/>
+          <w:vertAlign w:val="superscript"/>
         </w:rPr>
         <w:drawing>
           <wp:inline distB="19050" distT="19050" distL="19050" distR="19050">
             <wp:extent cx="7732776" cy="119035"/>
             <wp:effectExtent b="0" l="0" r="0" t="0"/>
-            <wp:docPr id="84" name="image82.png"/>
+            <wp:docPr id="81" name="image82.png"/>
             <a:graphic>
               <a:graphicData uri="http://schemas.openxmlformats.org/drawingml/2006/picture">
                 <pic:pic>
@@ -834,778 +1902,7 @@
           <w:between w:space="0" w:sz="0" w:val="nil"/>
         </w:pBdr>
         <w:shd w:fill="auto" w:val="clear"/>
-        <w:spacing w:after="0" w:before="345.2227783203125" w:line="240" w:lineRule="auto"/>
-        <w:ind w:left="686.5199851989746" w:right="0" w:firstLine="0"/>
-        <w:jc w:val="left"/>
-        <w:rPr>
-          <w:rFonts w:ascii="Malgun Gothic" w:cs="Malgun Gothic" w:eastAsia="Malgun Gothic" w:hAnsi="Malgun Gothic"/>
-          <w:b w:val="1"/>
-          <w:bCs w:val="1"/>
-          <w:i w:val="0"/>
-          <w:iCs w:val="0"/>
-          <w:smallCaps w:val="0"/>
-          <w:strike w:val="0"/>
-          <w:color w:val="000000"/>
-          <w:sz w:val="36"/>
-          <w:szCs w:val="36"/>
-          <w:u w:val="none"/>
-          <w:shd w:fill="auto" w:val="clear"/>
-          <w:vertAlign w:val="baseline"/>
-        </w:rPr>
-      </w:pPr>
-      <w:r>
-        <w:rPr>
-          <w:rFonts w:ascii="Malgun Gothic" w:cs="Malgun Gothic" w:eastAsia="Malgun Gothic" w:hAnsi="Malgun Gothic"/>
-          <w:b w:val="1"/>
-          <w:bCs w:val="1"/>
-          <w:i w:val="0"/>
-          <w:iCs w:val="0"/>
-          <w:smallCaps w:val="0"/>
-          <w:strike w:val="0"/>
-          <w:color w:val="000000"/>
-          <w:sz w:val="36"/>
-          <w:szCs w:val="36"/>
-          <w:u w:val="none"/>
-          <w:shd w:fill="auto" w:val="clear"/>
-          <w:vertAlign w:val="baseline"/>
-          <w:rtl w:val="0"/>
-        </w:rPr>
-        <w:t xml:space="preserve">1. Uniform Quantization </w:t>
-      </w:r>
-    </w:p>
-    <w:p>
-      <w:pPr>
-        <w:keepNext w:val="0"/>
-        <w:keepLines w:val="0"/>
-        <w:pageBreakBefore w:val="0"/>
-        <w:widowControl w:val="0"/>
-        <w:pBdr>
-          <w:top w:space="0" w:sz="0" w:val="nil"/>
-          <w:left w:space="0" w:sz="0" w:val="nil"/>
-          <w:bottom w:space="0" w:sz="0" w:val="nil"/>
-          <w:right w:space="0" w:sz="0" w:val="nil"/>
-          <w:between w:space="0" w:sz="0" w:val="nil"/>
-        </w:pBdr>
-        <w:shd w:fill="auto" w:val="clear"/>
-        <w:spacing w:after="0" w:before="97.7996826171875" w:line="240" w:lineRule="auto"/>
-        <w:ind w:left="1368.1195640563965" w:right="0" w:firstLine="0"/>
-        <w:jc w:val="left"/>
-        <w:rPr>
-          <w:rFonts w:ascii="Malgun Gothic" w:cs="Malgun Gothic" w:eastAsia="Malgun Gothic" w:hAnsi="Malgun Gothic"/>
-          <w:b w:val="0"/>
-          <w:bCs w:val="0"/>
-          <w:i w:val="0"/>
-          <w:iCs w:val="0"/>
-          <w:smallCaps w:val="0"/>
-          <w:strike w:val="0"/>
-          <w:color w:val="000000"/>
-          <w:sz w:val="36.04800033569336"/>
-          <w:szCs w:val="36.04800033569336"/>
-          <w:u w:val="none"/>
-          <w:shd w:fill="auto" w:val="clear"/>
-          <w:vertAlign w:val="baseline"/>
-        </w:rPr>
-      </w:pPr>
-      <w:r>
-        <w:rPr>
-          <w:rFonts w:ascii="Arial" w:cs="Arial" w:eastAsia="Arial" w:hAnsi="Arial"/>
-          <w:b w:val="0"/>
-          <w:bCs w:val="0"/>
-          <w:i w:val="0"/>
-          <w:iCs w:val="0"/>
-          <w:smallCaps w:val="0"/>
-          <w:strike w:val="0"/>
-          <w:color w:val="000000"/>
-          <w:sz w:val="36.04800033569336"/>
-          <w:szCs w:val="36.04800033569336"/>
-          <w:u w:val="none"/>
-          <w:shd w:fill="auto" w:val="clear"/>
-          <w:vertAlign w:val="baseline"/>
-          <w:rtl w:val="0"/>
-        </w:rPr>
-        <w:t xml:space="preserve">– </w:t>
-      </w:r>
-      <w:r>
-        <w:rPr>
-          <w:rFonts w:ascii="Malgun Gothic" w:cs="Malgun Gothic" w:eastAsia="Malgun Gothic" w:hAnsi="Malgun Gothic"/>
-          <w:b w:val="0"/>
-          <w:bCs w:val="0"/>
-          <w:i w:val="0"/>
-          <w:iCs w:val="0"/>
-          <w:smallCaps w:val="0"/>
-          <w:strike w:val="0"/>
-          <w:color w:val="000000"/>
-          <w:sz w:val="36.04800033569336"/>
-          <w:szCs w:val="36.04800033569336"/>
-          <w:u w:val="none"/>
-          <w:shd w:fill="auto" w:val="clear"/>
-          <w:vertAlign w:val="baseline"/>
-          <w:rtl w:val="0"/>
-        </w:rPr>
-        <w:t xml:space="preserve">Linear Quantization </w:t>
-      </w:r>
-    </w:p>
-    <w:p>
-      <w:pPr>
-        <w:keepNext w:val="0"/>
-        <w:keepLines w:val="0"/>
-        <w:pageBreakBefore w:val="0"/>
-        <w:widowControl w:val="0"/>
-        <w:pBdr>
-          <w:top w:space="0" w:sz="0" w:val="nil"/>
-          <w:left w:space="0" w:sz="0" w:val="nil"/>
-          <w:bottom w:space="0" w:sz="0" w:val="nil"/>
-          <w:right w:space="0" w:sz="0" w:val="nil"/>
-          <w:between w:space="0" w:sz="0" w:val="nil"/>
-        </w:pBdr>
-        <w:shd w:fill="auto" w:val="clear"/>
-        <w:spacing w:after="0" w:before="98.7994384765625" w:line="240" w:lineRule="auto"/>
-        <w:ind w:left="1368.1200218200684" w:right="0" w:firstLine="0"/>
-        <w:jc w:val="left"/>
-        <w:rPr>
-          <w:rFonts w:ascii="Malgun Gothic" w:cs="Malgun Gothic" w:eastAsia="Malgun Gothic" w:hAnsi="Malgun Gothic"/>
-          <w:b w:val="0"/>
-          <w:bCs w:val="0"/>
-          <w:i w:val="0"/>
-          <w:iCs w:val="0"/>
-          <w:smallCaps w:val="0"/>
-          <w:strike w:val="0"/>
-          <w:color w:val="000000"/>
-          <w:sz w:val="36"/>
-          <w:szCs w:val="36"/>
-          <w:u w:val="none"/>
-          <w:shd w:fill="auto" w:val="clear"/>
-          <w:vertAlign w:val="baseline"/>
-        </w:rPr>
-      </w:pPr>
-      <w:r>
-        <w:rPr>
-          <w:rFonts w:ascii="Arial" w:cs="Arial" w:eastAsia="Arial" w:hAnsi="Arial"/>
-          <w:b w:val="0"/>
-          <w:bCs w:val="0"/>
-          <w:i w:val="0"/>
-          <w:iCs w:val="0"/>
-          <w:smallCaps w:val="0"/>
-          <w:strike w:val="0"/>
-          <w:color w:val="000000"/>
-          <w:sz w:val="36"/>
-          <w:szCs w:val="36"/>
-          <w:u w:val="none"/>
-          <w:shd w:fill="auto" w:val="clear"/>
-          <w:vertAlign w:val="baseline"/>
-          <w:rtl w:val="0"/>
-        </w:rPr>
-        <w:t xml:space="preserve">– </w:t>
-      </w:r>
-      <w:r>
-        <w:rPr>
-          <w:rFonts w:ascii="Malgun Gothic" w:cs="Malgun Gothic" w:eastAsia="Malgun Gothic" w:hAnsi="Malgun Gothic"/>
-          <w:b w:val="0"/>
-          <w:bCs w:val="0"/>
-          <w:i w:val="0"/>
-          <w:iCs w:val="0"/>
-          <w:smallCaps w:val="0"/>
-          <w:strike w:val="0"/>
-          <w:color w:val="000000"/>
-          <w:sz w:val="36"/>
-          <w:szCs w:val="36"/>
-          <w:u w:val="none"/>
-          <w:shd w:fill="auto" w:val="clear"/>
-          <w:vertAlign w:val="baseline"/>
-          <w:rtl w:val="0"/>
-        </w:rPr>
-        <w:t xml:space="preserve">Per-tensor / Per-channel Quantization </w:t>
-      </w:r>
-    </w:p>
-    <w:p>
-      <w:pPr>
-        <w:keepNext w:val="0"/>
-        <w:keepLines w:val="0"/>
-        <w:pageBreakBefore w:val="0"/>
-        <w:widowControl w:val="0"/>
-        <w:pBdr>
-          <w:top w:space="0" w:sz="0" w:val="nil"/>
-          <w:left w:space="0" w:sz="0" w:val="nil"/>
-          <w:bottom w:space="0" w:sz="0" w:val="nil"/>
-          <w:right w:space="0" w:sz="0" w:val="nil"/>
-          <w:between w:space="0" w:sz="0" w:val="nil"/>
-        </w:pBdr>
-        <w:shd w:fill="auto" w:val="clear"/>
-        <w:spacing w:after="0" w:before="98.28033447265625" w:line="240" w:lineRule="auto"/>
-        <w:ind w:left="1368.1200218200684" w:right="0" w:firstLine="0"/>
-        <w:jc w:val="left"/>
-        <w:rPr>
-          <w:rFonts w:ascii="Malgun Gothic" w:cs="Malgun Gothic" w:eastAsia="Malgun Gothic" w:hAnsi="Malgun Gothic"/>
-          <w:b w:val="0"/>
-          <w:bCs w:val="0"/>
-          <w:i w:val="0"/>
-          <w:iCs w:val="0"/>
-          <w:smallCaps w:val="0"/>
-          <w:strike w:val="0"/>
-          <w:color w:val="000000"/>
-          <w:sz w:val="36"/>
-          <w:szCs w:val="36"/>
-          <w:u w:val="none"/>
-          <w:shd w:fill="auto" w:val="clear"/>
-          <w:vertAlign w:val="baseline"/>
-        </w:rPr>
-      </w:pPr>
-      <w:r>
-        <w:rPr>
-          <w:rFonts w:ascii="Arial" w:cs="Arial" w:eastAsia="Arial" w:hAnsi="Arial"/>
-          <w:b w:val="0"/>
-          <w:bCs w:val="0"/>
-          <w:i w:val="0"/>
-          <w:iCs w:val="0"/>
-          <w:smallCaps w:val="0"/>
-          <w:strike w:val="0"/>
-          <w:color w:val="000000"/>
-          <w:sz w:val="36"/>
-          <w:szCs w:val="36"/>
-          <w:u w:val="none"/>
-          <w:shd w:fill="auto" w:val="clear"/>
-          <w:vertAlign w:val="baseline"/>
-          <w:rtl w:val="0"/>
-        </w:rPr>
-        <w:t xml:space="preserve">– </w:t>
-      </w:r>
-      <w:r>
-        <w:rPr>
-          <w:rFonts w:ascii="Malgun Gothic" w:cs="Malgun Gothic" w:eastAsia="Malgun Gothic" w:hAnsi="Malgun Gothic"/>
-          <w:b w:val="0"/>
-          <w:bCs w:val="0"/>
-          <w:i w:val="0"/>
-          <w:iCs w:val="0"/>
-          <w:smallCaps w:val="0"/>
-          <w:strike w:val="0"/>
-          <w:color w:val="000000"/>
-          <w:sz w:val="36"/>
-          <w:szCs w:val="36"/>
-          <w:u w:val="none"/>
-          <w:shd w:fill="auto" w:val="clear"/>
-          <w:vertAlign w:val="baseline"/>
-          <w:rtl w:val="0"/>
-        </w:rPr>
-        <w:t xml:space="preserve">Quantized inference </w:t>
-      </w:r>
-    </w:p>
-    <w:p>
-      <w:pPr>
-        <w:keepNext w:val="0"/>
-        <w:keepLines w:val="0"/>
-        <w:pageBreakBefore w:val="0"/>
-        <w:widowControl w:val="0"/>
-        <w:pBdr>
-          <w:top w:space="0" w:sz="0" w:val="nil"/>
-          <w:left w:space="0" w:sz="0" w:val="nil"/>
-          <w:bottom w:space="0" w:sz="0" w:val="nil"/>
-          <w:right w:space="0" w:sz="0" w:val="nil"/>
-          <w:between w:space="0" w:sz="0" w:val="nil"/>
-        </w:pBdr>
-        <w:shd w:fill="auto" w:val="clear"/>
-        <w:spacing w:after="0" w:before="617.080078125" w:line="240" w:lineRule="auto"/>
-        <w:ind w:left="670.679988861084" w:right="0" w:firstLine="0"/>
-        <w:jc w:val="left"/>
-        <w:rPr>
-          <w:rFonts w:ascii="Malgun Gothic" w:cs="Malgun Gothic" w:eastAsia="Malgun Gothic" w:hAnsi="Malgun Gothic"/>
-          <w:b w:val="1"/>
-          <w:bCs w:val="1"/>
-          <w:i w:val="0"/>
-          <w:iCs w:val="0"/>
-          <w:smallCaps w:val="0"/>
-          <w:strike w:val="0"/>
-          <w:color w:val="000000"/>
-          <w:sz w:val="36"/>
-          <w:szCs w:val="36"/>
-          <w:u w:val="none"/>
-          <w:shd w:fill="auto" w:val="clear"/>
-          <w:vertAlign w:val="baseline"/>
-        </w:rPr>
-      </w:pPr>
-      <w:r>
-        <w:rPr>
-          <w:rFonts w:ascii="Malgun Gothic" w:cs="Malgun Gothic" w:eastAsia="Malgun Gothic" w:hAnsi="Malgun Gothic"/>
-          <w:b w:val="1"/>
-          <w:bCs w:val="1"/>
-          <w:i w:val="0"/>
-          <w:iCs w:val="0"/>
-          <w:smallCaps w:val="0"/>
-          <w:strike w:val="0"/>
-          <w:color w:val="000000"/>
-          <w:sz w:val="36"/>
-          <w:szCs w:val="36"/>
-          <w:u w:val="none"/>
-          <w:shd w:fill="auto" w:val="clear"/>
-          <w:vertAlign w:val="baseline"/>
-          <w:rtl w:val="0"/>
-        </w:rPr>
-        <w:t xml:space="preserve">2. Non-uniform Quantization </w:t>
-      </w:r>
-    </w:p>
-    <w:p>
-      <w:pPr>
-        <w:keepNext w:val="0"/>
-        <w:keepLines w:val="0"/>
-        <w:pageBreakBefore w:val="0"/>
-        <w:widowControl w:val="0"/>
-        <w:pBdr>
-          <w:top w:space="0" w:sz="0" w:val="nil"/>
-          <w:left w:space="0" w:sz="0" w:val="nil"/>
-          <w:bottom w:space="0" w:sz="0" w:val="nil"/>
-          <w:right w:space="0" w:sz="0" w:val="nil"/>
-          <w:between w:space="0" w:sz="0" w:val="nil"/>
-        </w:pBdr>
-        <w:shd w:fill="auto" w:val="clear"/>
-        <w:spacing w:after="0" w:before="98.280029296875" w:line="240" w:lineRule="auto"/>
-        <w:ind w:left="1368.1200218200684" w:right="0" w:firstLine="0"/>
-        <w:jc w:val="left"/>
-        <w:rPr>
-          <w:rFonts w:ascii="Malgun Gothic" w:cs="Malgun Gothic" w:eastAsia="Malgun Gothic" w:hAnsi="Malgun Gothic"/>
-          <w:b w:val="0"/>
-          <w:bCs w:val="0"/>
-          <w:i w:val="0"/>
-          <w:iCs w:val="0"/>
-          <w:smallCaps w:val="0"/>
-          <w:strike w:val="0"/>
-          <w:color w:val="000000"/>
-          <w:sz w:val="36"/>
-          <w:szCs w:val="36"/>
-          <w:u w:val="none"/>
-          <w:shd w:fill="auto" w:val="clear"/>
-          <w:vertAlign w:val="baseline"/>
-        </w:rPr>
-      </w:pPr>
-      <w:r>
-        <w:rPr>
-          <w:rFonts w:ascii="Arial" w:cs="Arial" w:eastAsia="Arial" w:hAnsi="Arial"/>
-          <w:b w:val="0"/>
-          <w:bCs w:val="0"/>
-          <w:i w:val="0"/>
-          <w:iCs w:val="0"/>
-          <w:smallCaps w:val="0"/>
-          <w:strike w:val="0"/>
-          <w:color w:val="000000"/>
-          <w:sz w:val="36"/>
-          <w:szCs w:val="36"/>
-          <w:u w:val="none"/>
-          <w:shd w:fill="auto" w:val="clear"/>
-          <w:vertAlign w:val="baseline"/>
-          <w:rtl w:val="0"/>
-        </w:rPr>
-        <w:t xml:space="preserve">– </w:t>
-      </w:r>
-      <w:r>
-        <w:rPr>
-          <w:rFonts w:ascii="Malgun Gothic" w:cs="Malgun Gothic" w:eastAsia="Malgun Gothic" w:hAnsi="Malgun Gothic"/>
-          <w:b w:val="0"/>
-          <w:bCs w:val="0"/>
-          <w:i w:val="0"/>
-          <w:iCs w:val="0"/>
-          <w:smallCaps w:val="0"/>
-          <w:strike w:val="0"/>
-          <w:color w:val="000000"/>
-          <w:sz w:val="36"/>
-          <w:szCs w:val="36"/>
-          <w:u w:val="none"/>
-          <w:shd w:fill="auto" w:val="clear"/>
-          <w:vertAlign w:val="baseline"/>
-          <w:rtl w:val="0"/>
-        </w:rPr>
-        <w:t xml:space="preserve">K-Means Quantization, Quantization-aware Training </w:t>
-      </w:r>
-    </w:p>
-    <w:p>
-      <w:pPr>
-        <w:keepNext w:val="0"/>
-        <w:keepLines w:val="0"/>
-        <w:pageBreakBefore w:val="0"/>
-        <w:widowControl w:val="0"/>
-        <w:pBdr>
-          <w:top w:space="0" w:sz="0" w:val="nil"/>
-          <w:left w:space="0" w:sz="0" w:val="nil"/>
-          <w:bottom w:space="0" w:sz="0" w:val="nil"/>
-          <w:right w:space="0" w:sz="0" w:val="nil"/>
-          <w:between w:space="0" w:sz="0" w:val="nil"/>
-        </w:pBdr>
-        <w:shd w:fill="auto" w:val="clear"/>
-        <w:spacing w:after="0" w:before="616.2399291992188" w:line="240" w:lineRule="auto"/>
-        <w:ind w:left="673.5941123962402" w:right="0" w:firstLine="0"/>
-        <w:jc w:val="left"/>
-        <w:rPr>
-          <w:rFonts w:ascii="Malgun Gothic" w:cs="Malgun Gothic" w:eastAsia="Malgun Gothic" w:hAnsi="Malgun Gothic"/>
-          <w:b w:val="1"/>
-          <w:bCs w:val="1"/>
-          <w:i w:val="0"/>
-          <w:iCs w:val="0"/>
-          <w:smallCaps w:val="0"/>
-          <w:strike w:val="0"/>
-          <w:color w:val="000000"/>
-          <w:sz w:val="36.04800033569336"/>
-          <w:szCs w:val="36.04800033569336"/>
-          <w:u w:val="none"/>
-          <w:shd w:fill="auto" w:val="clear"/>
-          <w:vertAlign w:val="baseline"/>
-        </w:rPr>
-      </w:pPr>
-      <w:r>
-        <w:rPr>
-          <w:rFonts w:ascii="Malgun Gothic" w:cs="Malgun Gothic" w:eastAsia="Malgun Gothic" w:hAnsi="Malgun Gothic"/>
-          <w:b w:val="1"/>
-          <w:bCs w:val="1"/>
-          <w:i w:val="0"/>
-          <w:iCs w:val="0"/>
-          <w:smallCaps w:val="0"/>
-          <w:strike w:val="0"/>
-          <w:color w:val="000000"/>
-          <w:sz w:val="36.04800033569336"/>
-          <w:szCs w:val="36.04800033569336"/>
-          <w:u w:val="none"/>
-          <w:shd w:fill="auto" w:val="clear"/>
-          <w:vertAlign w:val="baseline"/>
-          <w:rtl w:val="0"/>
-        </w:rPr>
-        <w:t xml:space="preserve">3. Quantization with PyTorch API </w:t>
-      </w:r>
-    </w:p>
-    <w:p>
-      <w:pPr>
-        <w:keepNext w:val="0"/>
-        <w:keepLines w:val="0"/>
-        <w:pageBreakBefore w:val="0"/>
-        <w:widowControl w:val="0"/>
-        <w:pBdr>
-          <w:top w:space="0" w:sz="0" w:val="nil"/>
-          <w:left w:space="0" w:sz="0" w:val="nil"/>
-          <w:bottom w:space="0" w:sz="0" w:val="nil"/>
-          <w:right w:space="0" w:sz="0" w:val="nil"/>
-          <w:between w:space="0" w:sz="0" w:val="nil"/>
-        </w:pBdr>
-        <w:shd w:fill="auto" w:val="clear"/>
-        <w:spacing w:after="0" w:before="98.6798095703125" w:line="240" w:lineRule="auto"/>
-        <w:ind w:left="1279.3199729919434" w:right="0" w:firstLine="0"/>
-        <w:jc w:val="left"/>
-        <w:rPr>
-          <w:rFonts w:ascii="Malgun Gothic" w:cs="Malgun Gothic" w:eastAsia="Malgun Gothic" w:hAnsi="Malgun Gothic"/>
-          <w:b w:val="0"/>
-          <w:bCs w:val="0"/>
-          <w:i w:val="0"/>
-          <w:iCs w:val="0"/>
-          <w:smallCaps w:val="0"/>
-          <w:strike w:val="0"/>
-          <w:color w:val="000000"/>
-          <w:sz w:val="36"/>
-          <w:szCs w:val="36"/>
-          <w:u w:val="none"/>
-          <w:shd w:fill="auto" w:val="clear"/>
-          <w:vertAlign w:val="baseline"/>
-        </w:rPr>
-      </w:pPr>
-      <w:r>
-        <w:rPr>
-          <w:rFonts w:ascii="Arial" w:cs="Arial" w:eastAsia="Arial" w:hAnsi="Arial"/>
-          <w:b w:val="0"/>
-          <w:bCs w:val="0"/>
-          <w:i w:val="0"/>
-          <w:iCs w:val="0"/>
-          <w:smallCaps w:val="0"/>
-          <w:strike w:val="0"/>
-          <w:color w:val="000000"/>
-          <w:sz w:val="36"/>
-          <w:szCs w:val="36"/>
-          <w:u w:val="none"/>
-          <w:shd w:fill="auto" w:val="clear"/>
-          <w:vertAlign w:val="baseline"/>
-          <w:rtl w:val="0"/>
-        </w:rPr>
-        <w:t xml:space="preserve">– </w:t>
-      </w:r>
-      <w:r>
-        <w:rPr>
-          <w:rFonts w:ascii="Malgun Gothic" w:cs="Malgun Gothic" w:eastAsia="Malgun Gothic" w:hAnsi="Malgun Gothic"/>
-          <w:b w:val="0"/>
-          <w:bCs w:val="0"/>
-          <w:i w:val="0"/>
-          <w:iCs w:val="0"/>
-          <w:smallCaps w:val="0"/>
-          <w:strike w:val="0"/>
-          <w:color w:val="000000"/>
-          <w:sz w:val="36"/>
-          <w:szCs w:val="36"/>
-          <w:u w:val="none"/>
-          <w:shd w:fill="auto" w:val="clear"/>
-          <w:vertAlign w:val="baseline"/>
-          <w:rtl w:val="0"/>
-        </w:rPr>
-        <w:t xml:space="preserve">Post-Training Quantization, Quantization Aware Training </w:t>
-      </w:r>
-    </w:p>
-    <w:p>
-      <w:pPr>
-        <w:keepNext w:val="0"/>
-        <w:keepLines w:val="0"/>
-        <w:pageBreakBefore w:val="0"/>
-        <w:widowControl w:val="0"/>
-        <w:pBdr>
-          <w:top w:space="0" w:sz="0" w:val="nil"/>
-          <w:left w:space="0" w:sz="0" w:val="nil"/>
-          <w:bottom w:space="0" w:sz="0" w:val="nil"/>
-          <w:right w:space="0" w:sz="0" w:val="nil"/>
-          <w:between w:space="0" w:sz="0" w:val="nil"/>
-        </w:pBdr>
-        <w:shd w:fill="auto" w:val="clear"/>
-        <w:spacing w:after="0" w:before="1030.4400634765625" w:line="240" w:lineRule="auto"/>
-        <w:ind w:left="0" w:right="0" w:firstLine="0"/>
-        <w:jc w:val="right"/>
-        <w:rPr>
-          <w:rFonts w:ascii="Tahoma" w:cs="Tahoma" w:eastAsia="Tahoma" w:hAnsi="Tahoma"/>
-          <w:b w:val="1"/>
-          <w:bCs w:val="1"/>
-          <w:i w:val="0"/>
-          <w:iCs w:val="0"/>
-          <w:smallCaps w:val="0"/>
-          <w:strike w:val="0"/>
-          <w:color w:val="a6a6a6"/>
-          <w:sz w:val="19.968000411987305"/>
-          <w:szCs w:val="19.968000411987305"/>
-          <w:u w:val="none"/>
-          <w:shd w:fill="auto" w:val="clear"/>
-          <w:vertAlign w:val="baseline"/>
-        </w:rPr>
-        <w:sectPr>
-          <w:pgSz w:h="8100" w:w="14400" w:orient="landscape"/>
-          <w:pgMar w:bottom="114.23999786376953" w:top="347.9998779296875" w:left="216.00000381469727" w:right="168.460693359375" w:header="0" w:footer="720"/>
-          <w:pgNumType w:start="1"/>
-        </w:sectPr>
-      </w:pPr>
-      <w:r>
-        <w:rPr>
-          <w:rFonts w:ascii="Tahoma" w:cs="Tahoma" w:eastAsia="Tahoma" w:hAnsi="Tahoma"/>
-          <w:b w:val="1"/>
-          <w:bCs w:val="1"/>
-          <w:i w:val="0"/>
-          <w:iCs w:val="0"/>
-          <w:smallCaps w:val="0"/>
-          <w:strike w:val="0"/>
-          <w:color w:val="a6a6a6"/>
-          <w:sz w:val="19.968000411987305"/>
-          <w:szCs w:val="19.968000411987305"/>
-          <w:u w:val="none"/>
-          <w:shd w:fill="auto" w:val="clear"/>
-          <w:vertAlign w:val="baseline"/>
-          <w:rtl w:val="0"/>
-        </w:rPr>
-        <w:t xml:space="preserve">Intelligent Embedded Systems Lab. @ SKKU </w:t>
-      </w:r>
-    </w:p>
-    <w:p>
-      <w:pPr>
-        <w:keepNext w:val="0"/>
-        <w:keepLines w:val="0"/>
-        <w:pageBreakBefore w:val="0"/>
-        <w:widowControl w:val="0"/>
-        <w:pBdr>
-          <w:top w:space="0" w:sz="0" w:val="nil"/>
-          <w:left w:space="0" w:sz="0" w:val="nil"/>
-          <w:bottom w:space="0" w:sz="0" w:val="nil"/>
-          <w:right w:space="0" w:sz="0" w:val="nil"/>
-          <w:between w:space="0" w:sz="0" w:val="nil"/>
-        </w:pBdr>
-        <w:shd w:fill="auto" w:val="clear"/>
-        <w:spacing w:after="0" w:before="0" w:line="231.28262042999268" w:lineRule="auto"/>
-        <w:ind w:left="0" w:right="0" w:firstLine="0"/>
-        <w:jc w:val="left"/>
-        <w:rPr>
-          <w:rFonts w:ascii="Tahoma" w:cs="Tahoma" w:eastAsia="Tahoma" w:hAnsi="Tahoma"/>
-          <w:b w:val="1"/>
-          <w:bCs w:val="1"/>
-          <w:i w:val="0"/>
-          <w:iCs w:val="0"/>
-          <w:smallCaps w:val="0"/>
-          <w:strike w:val="0"/>
-          <w:color w:val="3a3a3a"/>
-          <w:sz w:val="22.079999923706055"/>
-          <w:szCs w:val="22.079999923706055"/>
-          <w:u w:val="none"/>
-          <w:shd w:fill="auto" w:val="clear"/>
-          <w:vertAlign w:val="baseline"/>
-        </w:rPr>
-      </w:pPr>
-      <w:r>
-        <w:rPr>
-          <w:rFonts w:ascii="Malgun Gothic" w:cs="Malgun Gothic" w:eastAsia="Malgun Gothic" w:hAnsi="Malgun Gothic"/>
-          <w:b w:val="1"/>
-          <w:bCs w:val="1"/>
-          <w:i w:val="0"/>
-          <w:iCs w:val="0"/>
-          <w:smallCaps w:val="0"/>
-          <w:strike w:val="0"/>
-          <w:color w:val="000000"/>
-          <w:sz w:val="60"/>
-          <w:szCs w:val="60"/>
-          <w:u w:val="none"/>
-          <w:shd w:fill="auto" w:val="clear"/>
-          <w:vertAlign w:val="baseline"/>
-          <w:rtl w:val="0"/>
-        </w:rPr>
-        <w:t xml:space="preserve">Linear Quantization </w:t>
-      </w:r>
-      <w:r>
-        <w:rPr>
-          <w:rFonts w:ascii="Tahoma" w:cs="Tahoma" w:eastAsia="Tahoma" w:hAnsi="Tahoma"/>
-          <w:b w:val="1"/>
-          <w:bCs w:val="1"/>
-          <w:i w:val="0"/>
-          <w:iCs w:val="0"/>
-          <w:smallCaps w:val="0"/>
-          <w:strike w:val="0"/>
-          <w:color w:val="ffffff"/>
-          <w:sz w:val="60"/>
-          <w:szCs w:val="60"/>
-          <w:u w:val="none"/>
-          <w:shd w:fill="auto" w:val="clear"/>
-          <w:vertAlign w:val="superscript"/>
-          <w:rtl w:val="0"/>
-        </w:rPr>
-        <w:t xml:space="preserve">3</w:t>
-      </w:r>
-      <w:r>
-        <w:rPr>
-          <w:rFonts w:ascii="Tahoma" w:cs="Tahoma" w:eastAsia="Tahoma" w:hAnsi="Tahoma"/>
-          <w:b w:val="1"/>
-          <w:bCs w:val="1"/>
-          <w:i w:val="0"/>
-          <w:iCs w:val="0"/>
-          <w:smallCaps w:val="0"/>
-          <w:strike w:val="0"/>
-          <w:color w:val="ffffff"/>
-          <w:sz w:val="60"/>
-          <w:szCs w:val="60"/>
-          <w:u w:val="none"/>
-          <w:shd w:fill="auto" w:val="clear"/>
-          <w:vertAlign w:val="superscript"/>
-        </w:rPr>
-        <w:drawing>
-          <wp:inline distB="19050" distT="19050" distL="19050" distR="19050">
-            <wp:extent cx="7732776" cy="119035"/>
-            <wp:effectExtent b="0" l="0" r="0" t="0"/>
-            <wp:docPr id="83" name="image84.png"/>
-            <a:graphic>
-              <a:graphicData uri="http://schemas.openxmlformats.org/drawingml/2006/picture">
-                <pic:pic>
-                  <pic:nvPicPr>
-                    <pic:cNvPr id="0" name="image84.png"/>
-                    <pic:cNvPicPr preferRelativeResize="0"/>
-                  </pic:nvPicPr>
-                  <pic:blipFill>
-                    <a:blip r:embed="rId6"/>
-                    <a:srcRect b="0" l="0" r="0" t="0"/>
-                    <a:stretch>
-                      <a:fillRect/>
-                    </a:stretch>
-                  </pic:blipFill>
-                  <pic:spPr>
-                    <a:xfrm>
-                      <a:off x="0" y="0"/>
-                      <a:ext cx="7732776" cy="119035"/>
-                    </a:xfrm>
-                    <a:prstGeom prst="rect"/>
-                    <a:ln/>
-                  </pic:spPr>
-                </pic:pic>
-              </a:graphicData>
-            </a:graphic>
-          </wp:inline>
-        </w:drawing>
-      </w:r>
-      <w:r>
-        <w:rPr>
-          <w:rFonts w:ascii="Tahoma" w:cs="Tahoma" w:eastAsia="Tahoma" w:hAnsi="Tahoma"/>
-          <w:b w:val="1"/>
-          <w:bCs w:val="1"/>
-          <w:i w:val="0"/>
-          <w:iCs w:val="0"/>
-          <w:smallCaps w:val="0"/>
-          <w:strike w:val="0"/>
-          <w:color w:val="3a3a3a"/>
-          <w:sz w:val="22.079999923706055"/>
-          <w:szCs w:val="22.079999923706055"/>
-          <w:u w:val="none"/>
-          <w:shd w:fill="auto" w:val="clear"/>
-          <w:vertAlign w:val="baseline"/>
-          <w:rtl w:val="0"/>
-        </w:rPr>
-        <w:t xml:space="preserve">33 </w:t>
-      </w:r>
-      <w:r>
-        <w:rPr>
-          <w:rFonts w:ascii="Tahoma" w:cs="Tahoma" w:eastAsia="Tahoma" w:hAnsi="Tahoma"/>
-          <w:b w:val="1"/>
-          <w:bCs w:val="1"/>
-          <w:i w:val="0"/>
-          <w:iCs w:val="0"/>
-          <w:smallCaps w:val="0"/>
-          <w:strike w:val="0"/>
-          <w:color w:val="3a3a3a"/>
-          <w:sz w:val="22.079999923706055"/>
-          <w:szCs w:val="22.079999923706055"/>
-          <w:u w:val="none"/>
-          <w:shd w:fill="auto" w:val="clear"/>
-          <w:vertAlign w:val="baseline"/>
-        </w:rPr>
-        <w:drawing>
-          <wp:inline distB="19050" distT="19050" distL="19050" distR="19050">
-            <wp:extent cx="6448425" cy="371894"/>
-            <wp:effectExtent b="0" l="0" r="0" t="0"/>
-            <wp:docPr id="86" name="image92.png"/>
-            <a:graphic>
-              <a:graphicData uri="http://schemas.openxmlformats.org/drawingml/2006/picture">
-                <pic:pic>
-                  <pic:nvPicPr>
-                    <pic:cNvPr id="0" name="image92.png"/>
-                    <pic:cNvPicPr preferRelativeResize="0"/>
-                  </pic:nvPicPr>
-                  <pic:blipFill>
-                    <a:blip r:embed="rId9"/>
-                    <a:srcRect b="0" l="0" r="0" t="0"/>
-                    <a:stretch>
-                      <a:fillRect/>
-                    </a:stretch>
-                  </pic:blipFill>
-                  <pic:spPr>
-                    <a:xfrm>
-                      <a:off x="0" y="0"/>
-                      <a:ext cx="6448425" cy="371894"/>
-                    </a:xfrm>
-                    <a:prstGeom prst="rect"/>
-                    <a:ln/>
-                  </pic:spPr>
-                </pic:pic>
-              </a:graphicData>
-            </a:graphic>
-          </wp:inline>
-        </w:drawing>
-      </w:r>
-      <w:r>
-        <w:rPr>
-          <w:rtl w:val="0"/>
-        </w:rPr>
-      </w:r>
-    </w:p>
-    <w:p>
-      <w:pPr>
-        <w:keepNext w:val="0"/>
-        <w:keepLines w:val="0"/>
-        <w:pageBreakBefore w:val="0"/>
-        <w:widowControl w:val="0"/>
-        <w:pBdr>
-          <w:top w:space="0" w:sz="0" w:val="nil"/>
-          <w:left w:space="0" w:sz="0" w:val="nil"/>
-          <w:bottom w:space="0" w:sz="0" w:val="nil"/>
-          <w:right w:space="0" w:sz="0" w:val="nil"/>
-          <w:between w:space="0" w:sz="0" w:val="nil"/>
-        </w:pBdr>
-        <w:shd w:fill="auto" w:val="clear"/>
-        <w:spacing w:after="0" w:before="342.74658203125" w:line="199.92000102996826" w:lineRule="auto"/>
+        <w:spacing w:after="0" w:before="383.0078125" w:line="199.92000102996826" w:lineRule="auto"/>
         <w:ind w:left="0" w:right="0" w:firstLine="0"/>
         <w:jc w:val="left"/>
         <w:rPr>
@@ -1650,311 +1947,14 @@
         </w:rPr>
         <w:drawing>
           <wp:inline distB="19050" distT="19050" distL="19050" distR="19050">
-            <wp:extent cx="8052944" cy="3286125"/>
+            <wp:extent cx="5289677" cy="390715"/>
             <wp:effectExtent b="0" l="0" r="0" t="0"/>
-            <wp:docPr id="85" name="image86.png"/>
+            <wp:docPr id="80" name="image91.png"/>
             <a:graphic>
               <a:graphicData uri="http://schemas.openxmlformats.org/drawingml/2006/picture">
                 <pic:pic>
                   <pic:nvPicPr>
-                    <pic:cNvPr id="0" name="image86.png"/>
-                    <pic:cNvPicPr preferRelativeResize="0"/>
-                  </pic:nvPicPr>
-                  <pic:blipFill>
-                    <a:blip r:embed="rId10"/>
-                    <a:srcRect b="0" l="0" r="0" t="0"/>
-                    <a:stretch>
-                      <a:fillRect/>
-                    </a:stretch>
-                  </pic:blipFill>
-                  <pic:spPr>
-                    <a:xfrm>
-                      <a:off x="0" y="0"/>
-                      <a:ext cx="8052944" cy="3286125"/>
-                    </a:xfrm>
-                    <a:prstGeom prst="rect"/>
-                    <a:ln/>
-                  </pic:spPr>
-                </pic:pic>
-              </a:graphicData>
-            </a:graphic>
-          </wp:inline>
-        </w:drawing>
-      </w:r>
-      <w:r>
-        <w:rPr>
-          <w:rtl w:val="0"/>
-        </w:rPr>
-      </w:r>
-    </w:p>
-    <w:p>
-      <w:pPr>
-        <w:keepNext w:val="0"/>
-        <w:keepLines w:val="0"/>
-        <w:pageBreakBefore w:val="0"/>
-        <w:widowControl w:val="0"/>
-        <w:pBdr>
-          <w:top w:space="0" w:sz="0" w:val="nil"/>
-          <w:left w:space="0" w:sz="0" w:val="nil"/>
-          <w:bottom w:space="0" w:sz="0" w:val="nil"/>
-          <w:right w:space="0" w:sz="0" w:val="nil"/>
-          <w:between w:space="0" w:sz="0" w:val="nil"/>
-        </w:pBdr>
-        <w:shd w:fill="auto" w:val="clear"/>
-        <w:spacing w:after="0" w:before="0" w:line="240" w:lineRule="auto"/>
-        <w:ind w:left="0" w:right="0" w:firstLine="0"/>
-        <w:jc w:val="right"/>
-        <w:rPr>
-          <w:rFonts w:ascii="Tahoma" w:cs="Tahoma" w:eastAsia="Tahoma" w:hAnsi="Tahoma"/>
-          <w:b w:val="1"/>
-          <w:bCs w:val="1"/>
-          <w:i w:val="0"/>
-          <w:iCs w:val="0"/>
-          <w:smallCaps w:val="0"/>
-          <w:strike w:val="0"/>
-          <w:color w:val="a6a6a6"/>
-          <w:sz w:val="19.968000411987305"/>
-          <w:szCs w:val="19.968000411987305"/>
-          <w:u w:val="none"/>
-          <w:shd w:fill="auto" w:val="clear"/>
-          <w:vertAlign w:val="baseline"/>
-        </w:rPr>
-        <w:sectPr>
-          <w:type w:val="continuous"/>
-          <w:pgSz w:h="8100" w:w="14400" w:orient="landscape"/>
-          <w:pgMar w:bottom="114.23999786376953" w:top="347.9998779296875" w:left="216.00000381469727" w:right="168.460693359375" w:header="0" w:footer="720"/>
-          <w:cols w:equalWidth="0" w:num="1">
-            <w:col w:space="0" w:w="14015.539302825928"/>
-          </w:cols>
-        </w:sectPr>
-      </w:pPr>
-      <w:r>
-        <w:rPr>
-          <w:rFonts w:ascii="Tahoma" w:cs="Tahoma" w:eastAsia="Tahoma" w:hAnsi="Tahoma"/>
-          <w:b w:val="1"/>
-          <w:bCs w:val="1"/>
-          <w:i w:val="0"/>
-          <w:iCs w:val="0"/>
-          <w:smallCaps w:val="0"/>
-          <w:strike w:val="0"/>
-          <w:color w:val="a6a6a6"/>
-          <w:sz w:val="19.968000411987305"/>
-          <w:szCs w:val="19.968000411987305"/>
-          <w:u w:val="none"/>
-          <w:shd w:fill="auto" w:val="clear"/>
-          <w:vertAlign w:val="baseline"/>
-          <w:rtl w:val="0"/>
-        </w:rPr>
-        <w:t xml:space="preserve">Intelligent Embedded Systems Lab. @ SKKU </w:t>
-      </w:r>
-    </w:p>
-    <w:p>
-      <w:pPr>
-        <w:keepNext w:val="0"/>
-        <w:keepLines w:val="0"/>
-        <w:pageBreakBefore w:val="0"/>
-        <w:widowControl w:val="0"/>
-        <w:pBdr>
-          <w:top w:space="0" w:sz="0" w:val="nil"/>
-          <w:left w:space="0" w:sz="0" w:val="nil"/>
-          <w:bottom w:space="0" w:sz="0" w:val="nil"/>
-          <w:right w:space="0" w:sz="0" w:val="nil"/>
-          <w:between w:space="0" w:sz="0" w:val="nil"/>
-        </w:pBdr>
-        <w:shd w:fill="auto" w:val="clear"/>
-        <w:spacing w:after="0" w:before="0" w:line="234.1728687286377" w:lineRule="auto"/>
-        <w:ind w:left="0" w:right="0" w:firstLine="0"/>
-        <w:jc w:val="left"/>
-        <w:rPr>
-          <w:rFonts w:ascii="Tahoma" w:cs="Tahoma" w:eastAsia="Tahoma" w:hAnsi="Tahoma"/>
-          <w:b w:val="1"/>
-          <w:bCs w:val="1"/>
-          <w:i w:val="0"/>
-          <w:iCs w:val="0"/>
-          <w:smallCaps w:val="0"/>
-          <w:strike w:val="0"/>
-          <w:color w:val="3a3a3a"/>
-          <w:sz w:val="22.079999923706055"/>
-          <w:szCs w:val="22.079999923706055"/>
-          <w:u w:val="none"/>
-          <w:shd w:fill="auto" w:val="clear"/>
-          <w:vertAlign w:val="baseline"/>
-        </w:rPr>
-      </w:pPr>
-      <w:r>
-        <w:rPr>
-          <w:rFonts w:ascii="Malgun Gothic" w:cs="Malgun Gothic" w:eastAsia="Malgun Gothic" w:hAnsi="Malgun Gothic"/>
-          <w:b w:val="1"/>
-          <w:bCs w:val="1"/>
-          <w:i w:val="0"/>
-          <w:iCs w:val="0"/>
-          <w:smallCaps w:val="0"/>
-          <w:strike w:val="0"/>
-          <w:color w:val="000000"/>
-          <w:sz w:val="60"/>
-          <w:szCs w:val="60"/>
-          <w:u w:val="none"/>
-          <w:shd w:fill="auto" w:val="clear"/>
-          <w:vertAlign w:val="baseline"/>
-          <w:rtl w:val="0"/>
-        </w:rPr>
-        <w:t xml:space="preserve">Linear Quantization </w:t>
-      </w:r>
-      <w:r>
-        <w:rPr>
-          <w:rFonts w:ascii="Tahoma" w:cs="Tahoma" w:eastAsia="Tahoma" w:hAnsi="Tahoma"/>
-          <w:b w:val="1"/>
-          <w:bCs w:val="1"/>
-          <w:i w:val="0"/>
-          <w:iCs w:val="0"/>
-          <w:smallCaps w:val="0"/>
-          <w:strike w:val="0"/>
-          <w:color w:val="ffffff"/>
-          <w:sz w:val="60"/>
-          <w:szCs w:val="60"/>
-          <w:u w:val="none"/>
-          <w:shd w:fill="auto" w:val="clear"/>
-          <w:vertAlign w:val="superscript"/>
-          <w:rtl w:val="0"/>
-        </w:rPr>
-        <w:t xml:space="preserve">4</w:t>
-      </w:r>
-      <w:r>
-        <w:rPr>
-          <w:rFonts w:ascii="Tahoma" w:cs="Tahoma" w:eastAsia="Tahoma" w:hAnsi="Tahoma"/>
-          <w:b w:val="1"/>
-          <w:bCs w:val="1"/>
-          <w:i w:val="0"/>
-          <w:iCs w:val="0"/>
-          <w:smallCaps w:val="0"/>
-          <w:strike w:val="0"/>
-          <w:color w:val="ffffff"/>
-          <w:sz w:val="60"/>
-          <w:szCs w:val="60"/>
-          <w:u w:val="none"/>
-          <w:shd w:fill="auto" w:val="clear"/>
-          <w:vertAlign w:val="superscript"/>
-        </w:rPr>
-        <w:drawing>
-          <wp:inline distB="19050" distT="19050" distL="19050" distR="19050">
-            <wp:extent cx="7732776" cy="119035"/>
-            <wp:effectExtent b="0" l="0" r="0" t="0"/>
-            <wp:docPr id="81" name="image80.png"/>
-            <a:graphic>
-              <a:graphicData uri="http://schemas.openxmlformats.org/drawingml/2006/picture">
-                <pic:pic>
-                  <pic:nvPicPr>
-                    <pic:cNvPr id="0" name="image80.png"/>
-                    <pic:cNvPicPr preferRelativeResize="0"/>
-                  </pic:nvPicPr>
-                  <pic:blipFill>
-                    <a:blip r:embed="rId6"/>
-                    <a:srcRect b="0" l="0" r="0" t="0"/>
-                    <a:stretch>
-                      <a:fillRect/>
-                    </a:stretch>
-                  </pic:blipFill>
-                  <pic:spPr>
-                    <a:xfrm>
-                      <a:off x="0" y="0"/>
-                      <a:ext cx="7732776" cy="119035"/>
-                    </a:xfrm>
-                    <a:prstGeom prst="rect"/>
-                    <a:ln/>
-                  </pic:spPr>
-                </pic:pic>
-              </a:graphicData>
-            </a:graphic>
-          </wp:inline>
-        </w:drawing>
-      </w:r>
-      <w:r>
-        <w:rPr>
-          <w:rFonts w:ascii="Tahoma" w:cs="Tahoma" w:eastAsia="Tahoma" w:hAnsi="Tahoma"/>
-          <w:b w:val="1"/>
-          <w:bCs w:val="1"/>
-          <w:i w:val="0"/>
-          <w:iCs w:val="0"/>
-          <w:smallCaps w:val="0"/>
-          <w:strike w:val="0"/>
-          <w:color w:val="3a3a3a"/>
-          <w:sz w:val="22.079999923706055"/>
-          <w:szCs w:val="22.079999923706055"/>
-          <w:u w:val="none"/>
-          <w:shd w:fill="auto" w:val="clear"/>
-          <w:vertAlign w:val="baseline"/>
-          <w:rtl w:val="0"/>
-        </w:rPr>
-        <w:t xml:space="preserve">33 </w:t>
-      </w:r>
-    </w:p>
-    <w:p>
-      <w:pPr>
-        <w:keepNext w:val="0"/>
-        <w:keepLines w:val="0"/>
-        <w:pageBreakBefore w:val="0"/>
-        <w:widowControl w:val="0"/>
-        <w:pBdr>
-          <w:top w:space="0" w:sz="0" w:val="nil"/>
-          <w:left w:space="0" w:sz="0" w:val="nil"/>
-          <w:bottom w:space="0" w:sz="0" w:val="nil"/>
-          <w:right w:space="0" w:sz="0" w:val="nil"/>
-          <w:between w:space="0" w:sz="0" w:val="nil"/>
-        </w:pBdr>
-        <w:shd w:fill="auto" w:val="clear"/>
-        <w:spacing w:after="0" w:before="383.0078125" w:line="199.92000102996826" w:lineRule="auto"/>
-        <w:ind w:left="0" w:right="0" w:firstLine="0"/>
-        <w:jc w:val="left"/>
-        <w:rPr>
-          <w:rFonts w:ascii="Tahoma" w:cs="Tahoma" w:eastAsia="Tahoma" w:hAnsi="Tahoma"/>
-          <w:b w:val="1"/>
-          <w:bCs w:val="1"/>
-          <w:i w:val="0"/>
-          <w:iCs w:val="0"/>
-          <w:smallCaps w:val="0"/>
-          <w:strike w:val="0"/>
-          <w:color w:val="3a3a3a"/>
-          <w:sz w:val="22.079999923706055"/>
-          <w:szCs w:val="22.079999923706055"/>
-          <w:u w:val="none"/>
-          <w:shd w:fill="auto" w:val="clear"/>
-          <w:vertAlign w:val="baseline"/>
-        </w:rPr>
-        <w:sectPr>
-          <w:type w:val="continuous"/>
-          <w:pgSz w:h="8100" w:w="14400" w:orient="landscape"/>
-          <w:pgMar w:bottom="114.23999786376953" w:top="347.9998779296875" w:left="1440" w:right="1440" w:header="0" w:footer="720"/>
-          <w:cols w:equalWidth="0" w:num="1">
-            <w:col w:space="0" w:w="11520"/>
-          </w:cols>
-        </w:sectPr>
-      </w:pPr>
-      <w:r>
-        <w:rPr>
-          <w:rFonts w:ascii="Tahoma" w:cs="Tahoma" w:eastAsia="Tahoma" w:hAnsi="Tahoma"/>
-          <w:b w:val="1"/>
-          <w:bCs w:val="1"/>
-          <w:i w:val="0"/>
-          <w:iCs w:val="0"/>
-          <w:smallCaps w:val="0"/>
-          <w:strike w:val="0"/>
-          <w:color w:val="3a3a3a"/>
-          <w:sz w:val="22.079999923706055"/>
-          <w:szCs w:val="22.079999923706055"/>
-          <w:u w:val="none"/>
-          <w:shd w:fill="auto" w:val="clear"/>
-          <w:vertAlign w:val="baseline"/>
-        </w:rPr>
-        <w:drawing>
-          <wp:inline distB="19050" distT="19050" distL="19050" distR="19050">
-            <wp:extent cx="5289677" cy="390715"/>
-            <wp:effectExtent b="0" l="0" r="0" t="0"/>
-            <wp:docPr id="80" name="image89.png"/>
-            <a:graphic>
-              <a:graphicData uri="http://schemas.openxmlformats.org/drawingml/2006/picture">
-                <pic:pic>
-                  <pic:nvPicPr>
-                    <pic:cNvPr id="0" name="image89.png"/>
+                    <pic:cNvPr id="0" name="image91.png"/>
                     <pic:cNvPicPr preferRelativeResize="0"/>
                   </pic:nvPicPr>
                   <pic:blipFill>
@@ -1998,12 +1998,12 @@
           <wp:inline distB="19050" distT="19050" distL="19050" distR="19050">
             <wp:extent cx="7820788" cy="3492119"/>
             <wp:effectExtent b="0" l="0" r="0" t="0"/>
-            <wp:docPr id="82" name="image90.png"/>
+            <wp:docPr id="82" name="image89.png"/>
             <a:graphic>
               <a:graphicData uri="http://schemas.openxmlformats.org/drawingml/2006/picture">
                 <pic:pic>
                   <pic:nvPicPr>
-                    <pic:cNvPr id="0" name="image90.png"/>
+                    <pic:cNvPr id="0" name="image89.png"/>
                     <pic:cNvPicPr preferRelativeResize="0"/>
                   </pic:nvPicPr>
                   <pic:blipFill>
@@ -2390,12 +2390,12 @@
             <wp:extent cx="1463040" cy="2562225"/>
             <wp:effectExtent b="0" l="0" r="0" t="0"/>
             <wp:wrapSquare wrapText="right" distB="19050" distT="19050" distL="19050" distR="19050"/>
-            <wp:docPr id="91" name="image91.png"/>
+            <wp:docPr id="91" name="image88.png"/>
             <a:graphic>
               <a:graphicData uri="http://schemas.openxmlformats.org/drawingml/2006/picture">
                 <pic:pic>
                   <pic:nvPicPr>
-                    <pic:cNvPr id="0" name="image91.png"/>
+                    <pic:cNvPr id="0" name="image88.png"/>
                     <pic:cNvPicPr preferRelativeResize="0"/>
                   </pic:nvPicPr>
                   <pic:blipFill>
@@ -2432,12 +2432,12 @@
             <wp:extent cx="1463040" cy="2562225"/>
             <wp:effectExtent b="0" l="0" r="0" t="0"/>
             <wp:wrapSquare wrapText="left" distB="19050" distT="19050" distL="19050" distR="19050"/>
-            <wp:docPr id="93" name="image87.png"/>
+            <wp:docPr id="93" name="image85.png"/>
             <a:graphic>
               <a:graphicData uri="http://schemas.openxmlformats.org/drawingml/2006/picture">
                 <pic:pic>
                   <pic:nvPicPr>
-                    <pic:cNvPr id="0" name="image87.png"/>
+                    <pic:cNvPr id="0" name="image85.png"/>
                     <pic:cNvPicPr preferRelativeResize="0"/>
                   </pic:nvPicPr>
                   <pic:blipFill>
@@ -2670,12 +2670,12 @@
             <wp:extent cx="1135380" cy="2562225"/>
             <wp:effectExtent b="0" l="0" r="0" t="0"/>
             <wp:wrapSquare wrapText="left" distB="19050" distT="19050" distL="19050" distR="19050"/>
-            <wp:docPr id="92" name="image88.png"/>
+            <wp:docPr id="92" name="image90.png"/>
             <a:graphic>
               <a:graphicData uri="http://schemas.openxmlformats.org/drawingml/2006/picture">
                 <pic:pic>
                   <pic:nvPicPr>
-                    <pic:cNvPr id="0" name="image88.png"/>
+                    <pic:cNvPr id="0" name="image90.png"/>
                     <pic:cNvPicPr preferRelativeResize="0"/>
                   </pic:nvPicPr>
                   <pic:blipFill>
